--- a/AI_Arabic_Product_Library/01_Claude_Guide/Claude_Guide_Arabic_Final.docx
+++ b/AI_Arabic_Product_Library/01_Claude_Guide/Claude_Guide_Arabic_Final.docx
@@ -1159,7 +1159,7 @@
           <w:rtl w:val="1"/>
           <w:cs w:val="1"/>
         </w:rPr>
-        <w:t>•  كيف تُشغل الملفات والمستندات الطويلة بشكل صحيح وما حدودها الحقيقية</w:t>
+        <w:t>•  كيف تشغل الملفات والمستندات الطويلة بشكل صحيح وما حدودها الحقيقية</w:t>
       </w:r>
     </w:p>
     <w:p>
@@ -1609,7 +1609,7 @@
           <w:rtl w:val="1"/>
           <w:cs w:val="1"/>
         </w:rPr>
-        <w:t>اقرأ فصلا واحدا، ثم نفّذ تمرينه على مهمة حقيقية من عملك، ثم انتقل</w:t>
+        <w:t>اقرأ فصلا واحدا، ثم نفذ تمرينه على مهمة حقيقية من عملك، ثم انتقل</w:t>
       </w:r>
       <w:r>
         <w:rPr>
@@ -3060,7 +3060,7 @@
                 <w:rtl w:val="1"/>
                 <w:cs w:val="1"/>
               </w:rPr>
-              <w:t>لماذا وُجد</w:t>
+              <w:t>لماذا وجد</w:t>
             </w:r>
           </w:p>
         </w:tc>
@@ -3694,7 +3694,7 @@
           <w:rtl w:val="1"/>
           <w:cs w:val="1"/>
         </w:rPr>
-        <w:t xml:space="preserve">التوثيق يوضح أن مليون رمز على المُرمِز الحالي يساوي تقريبا </w:t>
+        <w:t xml:space="preserve">التوثيق يوضح أن مليون رمز على المرمز الحالي يساوي تقريبا </w:t>
       </w:r>
       <w:r>
         <w:rPr>
@@ -4320,7 +4320,7 @@
           <w:rtl w:val="1"/>
           <w:cs w:val="1"/>
         </w:rPr>
-        <w:t>النماذج الحالية تستخدم تفكيرا تكيفيا يقرر فيه النموذج عمق تفكيره، ويوجَه بمستوى الجهد</w:t>
+        <w:t>النماذج الحالية تستخدم تفكيرا تكيفيا يقرر فيه النموذج عمق تفكيره، ويوجه بمستوى الجهد</w:t>
       </w:r>
       <w:r>
         <w:rPr>
@@ -5193,7 +5193,7 @@
                 <w:rtl w:val="1"/>
                 <w:cs w:val="1"/>
               </w:rPr>
-              <w:t>ردك سيُقرأ بصوت آلي، فلا تستخدم علامات الحذف لأن المحرك الصوتي لا يعرف كيف ينطقها</w:t>
+              <w:t>ردك سيقرأ بصوت آلي، فلا تستخدم علامات الحذف لأن المحرك الصوتي لا يعرف كيف ينطقها</w:t>
             </w:r>
           </w:p>
         </w:tc>
@@ -5438,18 +5438,10 @@
         <w:rPr>
           <w:rFonts w:ascii="IBM Plex Sans Arabic" w:hAnsi="IBM Plex Sans Arabic" w:cs="IBM Plex Sans Arabic" w:eastAsia="IBM Plex Sans Arabic"/>
           <w:b w:val="0"/>
-          <w:rtl w:val="0"/>
-        </w:rPr>
-        <w:t xml:space="preserve">- </w:t>
-      </w:r>
-      <w:r>
-        <w:rPr>
-          <w:rFonts w:ascii="IBM Plex Sans Arabic" w:hAnsi="IBM Plex Sans Arabic" w:cs="IBM Plex Sans Arabic" w:eastAsia="IBM Plex Sans Arabic"/>
-          <w:b w:val="0"/>
-          <w:rtl w:val="1"/>
-          <w:cs w:val="1"/>
-        </w:rPr>
-        <w:t>بالعربية</w:t>
+          <w:rtl w:val="1"/>
+          <w:cs w:val="1"/>
+        </w:rPr>
+        <w:t>• بالعربية</w:t>
       </w:r>
     </w:p>
     <w:p>
@@ -5465,18 +5457,10 @@
         <w:rPr>
           <w:rFonts w:ascii="IBM Plex Sans Arabic" w:hAnsi="IBM Plex Sans Arabic" w:cs="IBM Plex Sans Arabic" w:eastAsia="IBM Plex Sans Arabic"/>
           <w:b w:val="0"/>
-          <w:rtl w:val="0"/>
-        </w:rPr>
-        <w:t xml:space="preserve">- </w:t>
-      </w:r>
-      <w:r>
-        <w:rPr>
-          <w:rFonts w:ascii="IBM Plex Sans Arabic" w:hAnsi="IBM Plex Sans Arabic" w:cs="IBM Plex Sans Arabic" w:eastAsia="IBM Plex Sans Arabic"/>
-          <w:b w:val="0"/>
-          <w:rtl w:val="1"/>
-          <w:cs w:val="1"/>
-        </w:rPr>
-        <w:t xml:space="preserve">لا تتجاوز </w:t>
+          <w:rtl w:val="1"/>
+          <w:cs w:val="1"/>
+        </w:rPr>
+        <w:t xml:space="preserve">• لا تتجاوز </w:t>
       </w:r>
       <w:r>
         <w:rPr>
@@ -5509,18 +5493,10 @@
         <w:rPr>
           <w:rFonts w:ascii="IBM Plex Sans Arabic" w:hAnsi="IBM Plex Sans Arabic" w:cs="IBM Plex Sans Arabic" w:eastAsia="IBM Plex Sans Arabic"/>
           <w:b w:val="0"/>
-          <w:rtl w:val="0"/>
-        </w:rPr>
-        <w:t xml:space="preserve">- </w:t>
-      </w:r>
-      <w:r>
-        <w:rPr>
-          <w:rFonts w:ascii="IBM Plex Sans Arabic" w:hAnsi="IBM Plex Sans Arabic" w:cs="IBM Plex Sans Arabic" w:eastAsia="IBM Plex Sans Arabic"/>
-          <w:b w:val="0"/>
-          <w:rtl w:val="1"/>
-          <w:cs w:val="1"/>
-        </w:rPr>
-        <w:t>لا تعطِ رأيا قانونيا</w:t>
+          <w:rtl w:val="1"/>
+          <w:cs w:val="1"/>
+        </w:rPr>
+        <w:t>• لا تعط رأيا قانونيا</w:t>
       </w:r>
     </w:p>
     <w:p>
@@ -5618,9 +5594,18 @@
         <w:rPr>
           <w:rFonts w:ascii="IBM Plex Sans Arabic" w:hAnsi="IBM Plex Sans Arabic" w:cs="IBM Plex Sans Arabic" w:eastAsia="IBM Plex Sans Arabic"/>
           <w:b w:val="0"/>
-          <w:rtl w:val="0"/>
-        </w:rPr>
-        <w:t xml:space="preserve">1. </w:t>
+          <w:rtl w:val="1"/>
+          <w:cs w:val="1"/>
+        </w:rPr>
+        <w:t>أولا</w:t>
+      </w:r>
+      <w:r>
+        <w:rPr>
+          <w:rFonts w:ascii="IBM Plex Sans Arabic" w:hAnsi="IBM Plex Sans Arabic" w:cs="IBM Plex Sans Arabic" w:eastAsia="IBM Plex Sans Arabic"/>
+          <w:b w:val="0"/>
+          <w:rtl w:val="0"/>
+        </w:rPr>
+        <w:t xml:space="preserve">. </w:t>
       </w:r>
       <w:r>
         <w:rPr>
@@ -5645,9 +5630,18 @@
         <w:rPr>
           <w:rFonts w:ascii="IBM Plex Sans Arabic" w:hAnsi="IBM Plex Sans Arabic" w:cs="IBM Plex Sans Arabic" w:eastAsia="IBM Plex Sans Arabic"/>
           <w:b w:val="0"/>
-          <w:rtl w:val="0"/>
-        </w:rPr>
-        <w:t xml:space="preserve">2. </w:t>
+          <w:rtl w:val="1"/>
+          <w:cs w:val="1"/>
+        </w:rPr>
+        <w:t>ثانيا</w:t>
+      </w:r>
+      <w:r>
+        <w:rPr>
+          <w:rFonts w:ascii="IBM Plex Sans Arabic" w:hAnsi="IBM Plex Sans Arabic" w:cs="IBM Plex Sans Arabic" w:eastAsia="IBM Plex Sans Arabic"/>
+          <w:b w:val="0"/>
+          <w:rtl w:val="0"/>
+        </w:rPr>
+        <w:t xml:space="preserve">. </w:t>
       </w:r>
       <w:r>
         <w:rPr>
@@ -5672,9 +5666,18 @@
         <w:rPr>
           <w:rFonts w:ascii="IBM Plex Sans Arabic" w:hAnsi="IBM Plex Sans Arabic" w:cs="IBM Plex Sans Arabic" w:eastAsia="IBM Plex Sans Arabic"/>
           <w:b w:val="0"/>
-          <w:rtl w:val="0"/>
-        </w:rPr>
-        <w:t xml:space="preserve">3. </w:t>
+          <w:rtl w:val="1"/>
+          <w:cs w:val="1"/>
+        </w:rPr>
+        <w:t>ثالثا</w:t>
+      </w:r>
+      <w:r>
+        <w:rPr>
+          <w:rFonts w:ascii="IBM Plex Sans Arabic" w:hAnsi="IBM Plex Sans Arabic" w:cs="IBM Plex Sans Arabic" w:eastAsia="IBM Plex Sans Arabic"/>
+          <w:b w:val="0"/>
+          <w:rtl w:val="0"/>
+        </w:rPr>
+        <w:t xml:space="preserve">. </w:t>
       </w:r>
       <w:r>
         <w:rPr>
@@ -6261,15 +6264,7 @@
           <w:rtl w:val="1"/>
           <w:cs w:val="1"/>
         </w:rPr>
-        <w:t>اكتب مقالا بالعربية عن [الموضوع] لجمهور [الجمهور]</w:t>
-      </w:r>
-      <w:r>
-        <w:rPr>
-          <w:rFonts w:ascii="IBM Plex Sans Arabic" w:hAnsi="IBM Plex Sans Arabic" w:cs="IBM Plex Sans Arabic" w:eastAsia="IBM Plex Sans Arabic"/>
-          <w:b w:val="0"/>
-          <w:rtl w:val="0"/>
-        </w:rPr>
-        <w:t>.</w:t>
+        <w:t>اكتب مقالا بالعربية عن [الموضوع] لجمهور</w:t>
       </w:r>
     </w:p>
     <w:p>
@@ -6288,7 +6283,7 @@
           <w:rtl w:val="1"/>
           <w:cs w:val="1"/>
         </w:rPr>
-        <w:t xml:space="preserve"> </w:t>
+        <w:t>[الجمهور]</w:t>
       </w:r>
     </w:p>
     <w:p>
@@ -6307,15 +6302,45 @@
           <w:rtl w:val="1"/>
           <w:cs w:val="1"/>
         </w:rPr>
-        <w:t>الهدف: [الهدف]</w:t>
-      </w:r>
-      <w:r>
-        <w:rPr>
-          <w:rFonts w:ascii="IBM Plex Sans Arabic" w:hAnsi="IBM Plex Sans Arabic" w:cs="IBM Plex Sans Arabic" w:eastAsia="IBM Plex Sans Arabic"/>
-          <w:b w:val="0"/>
-          <w:rtl w:val="0"/>
-        </w:rPr>
-        <w:t>.</w:t>
+        <w:t xml:space="preserve"> </w:t>
+      </w:r>
+    </w:p>
+    <w:p>
+      <w:pPr>
+        <w:pStyle w:val="APLPrompt"/>
+        <w:keepLines w:val="1"/>
+        <w:widowControl w:val="1"/>
+        <w:shd w:val="clear" w:color="auto" w:fill="FBF8F3"/>
+        <w:bidi w:val="1"/>
+        <w:spacing w:after="0"/>
+      </w:pPr>
+      <w:r>
+        <w:rPr>
+          <w:rFonts w:ascii="IBM Plex Sans Arabic" w:hAnsi="IBM Plex Sans Arabic" w:cs="IBM Plex Sans Arabic" w:eastAsia="IBM Plex Sans Arabic"/>
+          <w:b w:val="0"/>
+          <w:rtl w:val="1"/>
+          <w:cs w:val="1"/>
+        </w:rPr>
+        <w:t>الهدف:</w:t>
+      </w:r>
+    </w:p>
+    <w:p>
+      <w:pPr>
+        <w:pStyle w:val="APLPrompt"/>
+        <w:keepLines w:val="1"/>
+        <w:widowControl w:val="1"/>
+        <w:shd w:val="clear" w:color="auto" w:fill="FBF8F3"/>
+        <w:bidi w:val="1"/>
+        <w:spacing w:after="0"/>
+      </w:pPr>
+      <w:r>
+        <w:rPr>
+          <w:rFonts w:ascii="IBM Plex Sans Arabic" w:hAnsi="IBM Plex Sans Arabic" w:cs="IBM Plex Sans Arabic" w:eastAsia="IBM Plex Sans Arabic"/>
+          <w:b w:val="0"/>
+          <w:rtl w:val="1"/>
+          <w:cs w:val="1"/>
+        </w:rPr>
+        <w:t>[الهدف]</w:t>
       </w:r>
     </w:p>
     <w:p>
@@ -7499,15 +7524,7 @@
           <w:rtl w:val="1"/>
           <w:cs w:val="1"/>
         </w:rPr>
-        <w:t>سأستخدم قراءتك لأجل: [الهدف]</w:t>
-      </w:r>
-      <w:r>
-        <w:rPr>
-          <w:rFonts w:ascii="IBM Plex Sans Arabic" w:hAnsi="IBM Plex Sans Arabic" w:cs="IBM Plex Sans Arabic" w:eastAsia="IBM Plex Sans Arabic"/>
-          <w:b w:val="0"/>
-          <w:rtl w:val="0"/>
-        </w:rPr>
-        <w:t>.</w:t>
+        <w:t>سأستخدم قراءتك لأجل:</w:t>
       </w:r>
     </w:p>
     <w:p>
@@ -7526,7 +7543,7 @@
           <w:rtl w:val="1"/>
           <w:cs w:val="1"/>
         </w:rPr>
-        <w:t xml:space="preserve"> </w:t>
+        <w:t>[الهدف]</w:t>
       </w:r>
     </w:p>
     <w:p>
@@ -7545,7 +7562,7 @@
           <w:rtl w:val="1"/>
           <w:cs w:val="1"/>
         </w:rPr>
-        <w:t>أعطني بهذا الترتيب:</w:t>
+        <w:t xml:space="preserve"> </w:t>
       </w:r>
     </w:p>
     <w:p>
@@ -7561,18 +7578,10 @@
         <w:rPr>
           <w:rFonts w:ascii="IBM Plex Sans Arabic" w:hAnsi="IBM Plex Sans Arabic" w:cs="IBM Plex Sans Arabic" w:eastAsia="IBM Plex Sans Arabic"/>
           <w:b w:val="0"/>
-          <w:rtl w:val="0"/>
-        </w:rPr>
-        <w:t xml:space="preserve">1. </w:t>
-      </w:r>
-      <w:r>
-        <w:rPr>
-          <w:rFonts w:ascii="IBM Plex Sans Arabic" w:hAnsi="IBM Plex Sans Arabic" w:cs="IBM Plex Sans Arabic" w:eastAsia="IBM Plex Sans Arabic"/>
-          <w:b w:val="0"/>
-          <w:rtl w:val="1"/>
-          <w:cs w:val="1"/>
-        </w:rPr>
-        <w:t>خلاصة في خمس نقاط، كل نقطة مرتبطة بهدفي أعلاه</w:t>
+          <w:rtl w:val="1"/>
+          <w:cs w:val="1"/>
+        </w:rPr>
+        <w:t>أعطني بهذا الترتيب:</w:t>
       </w:r>
     </w:p>
     <w:p>
@@ -7588,18 +7597,27 @@
         <w:rPr>
           <w:rFonts w:ascii="IBM Plex Sans Arabic" w:hAnsi="IBM Plex Sans Arabic" w:cs="IBM Plex Sans Arabic" w:eastAsia="IBM Plex Sans Arabic"/>
           <w:b w:val="0"/>
-          <w:rtl w:val="0"/>
-        </w:rPr>
-        <w:t xml:space="preserve">2. </w:t>
-      </w:r>
-      <w:r>
-        <w:rPr>
-          <w:rFonts w:ascii="IBM Plex Sans Arabic" w:hAnsi="IBM Plex Sans Arabic" w:cs="IBM Plex Sans Arabic" w:eastAsia="IBM Plex Sans Arabic"/>
-          <w:b w:val="0"/>
-          <w:rtl w:val="1"/>
-          <w:cs w:val="1"/>
-        </w:rPr>
-        <w:t>الأرقام والتواريخ والالتزامات المهمة</w:t>
+          <w:rtl w:val="1"/>
+          <w:cs w:val="1"/>
+        </w:rPr>
+        <w:t>أولا</w:t>
+      </w:r>
+      <w:r>
+        <w:rPr>
+          <w:rFonts w:ascii="IBM Plex Sans Arabic" w:hAnsi="IBM Plex Sans Arabic" w:cs="IBM Plex Sans Arabic" w:eastAsia="IBM Plex Sans Arabic"/>
+          <w:b w:val="0"/>
+          <w:rtl w:val="0"/>
+        </w:rPr>
+        <w:t xml:space="preserve">. </w:t>
+      </w:r>
+      <w:r>
+        <w:rPr>
+          <w:rFonts w:ascii="IBM Plex Sans Arabic" w:hAnsi="IBM Plex Sans Arabic" w:cs="IBM Plex Sans Arabic" w:eastAsia="IBM Plex Sans Arabic"/>
+          <w:b w:val="0"/>
+          <w:rtl w:val="1"/>
+          <w:cs w:val="1"/>
+        </w:rPr>
+        <w:t>خلاصة في خمس نقاط، كل نقطة مرتبطة بهدفي أعلاه</w:t>
       </w:r>
     </w:p>
     <w:p>
@@ -7615,18 +7633,27 @@
         <w:rPr>
           <w:rFonts w:ascii="IBM Plex Sans Arabic" w:hAnsi="IBM Plex Sans Arabic" w:cs="IBM Plex Sans Arabic" w:eastAsia="IBM Plex Sans Arabic"/>
           <w:b w:val="0"/>
-          <w:rtl w:val="0"/>
-        </w:rPr>
-        <w:t xml:space="preserve">3. </w:t>
-      </w:r>
-      <w:r>
-        <w:rPr>
-          <w:rFonts w:ascii="IBM Plex Sans Arabic" w:hAnsi="IBM Plex Sans Arabic" w:cs="IBM Plex Sans Arabic" w:eastAsia="IBM Plex Sans Arabic"/>
-          <w:b w:val="0"/>
-          <w:rtl w:val="1"/>
-          <w:cs w:val="1"/>
-        </w:rPr>
-        <w:t>ثلاث مخاطر أو نقاط غامضة تحتاج توضيحا</w:t>
+          <w:rtl w:val="1"/>
+          <w:cs w:val="1"/>
+        </w:rPr>
+        <w:t>ثانيا</w:t>
+      </w:r>
+      <w:r>
+        <w:rPr>
+          <w:rFonts w:ascii="IBM Plex Sans Arabic" w:hAnsi="IBM Plex Sans Arabic" w:cs="IBM Plex Sans Arabic" w:eastAsia="IBM Plex Sans Arabic"/>
+          <w:b w:val="0"/>
+          <w:rtl w:val="0"/>
+        </w:rPr>
+        <w:t xml:space="preserve">. </w:t>
+      </w:r>
+      <w:r>
+        <w:rPr>
+          <w:rFonts w:ascii="IBM Plex Sans Arabic" w:hAnsi="IBM Plex Sans Arabic" w:cs="IBM Plex Sans Arabic" w:eastAsia="IBM Plex Sans Arabic"/>
+          <w:b w:val="0"/>
+          <w:rtl w:val="1"/>
+          <w:cs w:val="1"/>
+        </w:rPr>
+        <w:t>الأرقام والتواريخ والالتزامات المهمة</w:t>
       </w:r>
     </w:p>
     <w:p>
@@ -7642,9 +7669,54 @@
         <w:rPr>
           <w:rFonts w:ascii="IBM Plex Sans Arabic" w:hAnsi="IBM Plex Sans Arabic" w:cs="IBM Plex Sans Arabic" w:eastAsia="IBM Plex Sans Arabic"/>
           <w:b w:val="0"/>
-          <w:rtl w:val="0"/>
-        </w:rPr>
-        <w:t xml:space="preserve">4. </w:t>
+          <w:rtl w:val="1"/>
+          <w:cs w:val="1"/>
+        </w:rPr>
+        <w:t>ثالثا</w:t>
+      </w:r>
+      <w:r>
+        <w:rPr>
+          <w:rFonts w:ascii="IBM Plex Sans Arabic" w:hAnsi="IBM Plex Sans Arabic" w:cs="IBM Plex Sans Arabic" w:eastAsia="IBM Plex Sans Arabic"/>
+          <w:b w:val="0"/>
+          <w:rtl w:val="0"/>
+        </w:rPr>
+        <w:t xml:space="preserve">. </w:t>
+      </w:r>
+      <w:r>
+        <w:rPr>
+          <w:rFonts w:ascii="IBM Plex Sans Arabic" w:hAnsi="IBM Plex Sans Arabic" w:cs="IBM Plex Sans Arabic" w:eastAsia="IBM Plex Sans Arabic"/>
+          <w:b w:val="0"/>
+          <w:rtl w:val="1"/>
+          <w:cs w:val="1"/>
+        </w:rPr>
+        <w:t>ثلاث مخاطر أو نقاط غامضة تحتاج توضيحا</w:t>
+      </w:r>
+    </w:p>
+    <w:p>
+      <w:pPr>
+        <w:pStyle w:val="APLPrompt"/>
+        <w:keepLines w:val="1"/>
+        <w:widowControl w:val="1"/>
+        <w:shd w:val="clear" w:color="auto" w:fill="FBF8F3"/>
+        <w:bidi w:val="1"/>
+        <w:spacing w:after="0"/>
+      </w:pPr>
+      <w:r>
+        <w:rPr>
+          <w:rFonts w:ascii="IBM Plex Sans Arabic" w:hAnsi="IBM Plex Sans Arabic" w:cs="IBM Plex Sans Arabic" w:eastAsia="IBM Plex Sans Arabic"/>
+          <w:b w:val="0"/>
+          <w:rtl w:val="1"/>
+          <w:cs w:val="1"/>
+        </w:rPr>
+        <w:t>رابعا</w:t>
+      </w:r>
+      <w:r>
+        <w:rPr>
+          <w:rFonts w:ascii="IBM Plex Sans Arabic" w:hAnsi="IBM Plex Sans Arabic" w:cs="IBM Plex Sans Arabic" w:eastAsia="IBM Plex Sans Arabic"/>
+          <w:b w:val="0"/>
+          <w:rtl w:val="0"/>
+        </w:rPr>
+        <w:t xml:space="preserve">. </w:t>
       </w:r>
       <w:r>
         <w:rPr>
@@ -7843,15 +7915,26 @@
           <w:rtl w:val="1"/>
           <w:cs w:val="1"/>
         </w:rPr>
-        <w:t>قارن بين المستندات المرفقة على هذه المعايير: [المعيار الأول]، [المعيار الثاني]، [المعيار الثالث]</w:t>
-      </w:r>
-      <w:r>
-        <w:rPr>
-          <w:rFonts w:ascii="IBM Plex Sans Arabic" w:hAnsi="IBM Plex Sans Arabic" w:cs="IBM Plex Sans Arabic" w:eastAsia="IBM Plex Sans Arabic"/>
-          <w:b w:val="0"/>
-          <w:rtl w:val="0"/>
-        </w:rPr>
-        <w:t>.</w:t>
+        <w:t>قارن بين المستندات المرفقة على هذه المعايير: [المعيار الأول]، [المعيار الثاني]،</w:t>
+      </w:r>
+    </w:p>
+    <w:p>
+      <w:pPr>
+        <w:pStyle w:val="APLPrompt"/>
+        <w:keepLines w:val="1"/>
+        <w:widowControl w:val="1"/>
+        <w:shd w:val="clear" w:color="auto" w:fill="FBF8F3"/>
+        <w:bidi w:val="1"/>
+        <w:spacing w:after="0"/>
+      </w:pPr>
+      <w:r>
+        <w:rPr>
+          <w:rFonts w:ascii="IBM Plex Sans Arabic" w:hAnsi="IBM Plex Sans Arabic" w:cs="IBM Plex Sans Arabic" w:eastAsia="IBM Plex Sans Arabic"/>
+          <w:b w:val="0"/>
+          <w:rtl w:val="1"/>
+          <w:cs w:val="1"/>
+        </w:rPr>
+        <w:t>[المعيار الثالث]</w:t>
       </w:r>
     </w:p>
     <w:p>
@@ -8798,7 +8881,7 @@
                 <w:rtl w:val="1"/>
                 <w:cs w:val="1"/>
               </w:rPr>
-              <w:t>ابنِ لي تقريرا مقارنا عن سوق [المجال]</w:t>
+              <w:t>ابن لي تقريرا مقارنا عن سوق [المجال]</w:t>
             </w:r>
           </w:p>
         </w:tc>
@@ -8845,7 +8928,7 @@
                 <w:rtl w:val="1"/>
                 <w:cs w:val="1"/>
               </w:rPr>
-              <w:t>اجمع لي كل ما كُتب عن [الموضوع] مع مصادر</w:t>
+              <w:t>اجمع لي كل ما كتب عن [الموضوع] مع مصادر</w:t>
             </w:r>
           </w:p>
         </w:tc>
@@ -9041,15 +9124,7 @@
           <w:rtl w:val="1"/>
           <w:cs w:val="1"/>
         </w:rPr>
-        <w:t>ابحث في الويب عن: [الموضوع]</w:t>
-      </w:r>
-      <w:r>
-        <w:rPr>
-          <w:rFonts w:ascii="IBM Plex Sans Arabic" w:hAnsi="IBM Plex Sans Arabic" w:cs="IBM Plex Sans Arabic" w:eastAsia="IBM Plex Sans Arabic"/>
-          <w:b w:val="0"/>
-          <w:rtl w:val="0"/>
-        </w:rPr>
-        <w:t>.</w:t>
+        <w:t>ابحث في الويب عن:</w:t>
       </w:r>
     </w:p>
     <w:p>
@@ -9068,7 +9143,7 @@
           <w:rtl w:val="1"/>
           <w:cs w:val="1"/>
         </w:rPr>
-        <w:t xml:space="preserve"> </w:t>
+        <w:t>[الموضوع]</w:t>
       </w:r>
     </w:p>
     <w:p>
@@ -9087,7 +9162,7 @@
           <w:rtl w:val="1"/>
           <w:cs w:val="1"/>
         </w:rPr>
-        <w:t>المطلوب:</w:t>
+        <w:t xml:space="preserve"> </w:t>
       </w:r>
     </w:p>
     <w:p>
@@ -9103,35 +9178,10 @@
         <w:rPr>
           <w:rFonts w:ascii="IBM Plex Sans Arabic" w:hAnsi="IBM Plex Sans Arabic" w:cs="IBM Plex Sans Arabic" w:eastAsia="IBM Plex Sans Arabic"/>
           <w:b w:val="0"/>
-          <w:rtl w:val="0"/>
-        </w:rPr>
-        <w:t xml:space="preserve">1. </w:t>
-      </w:r>
-      <w:r>
-        <w:rPr>
-          <w:rFonts w:ascii="IBM Plex Sans Arabic" w:hAnsi="IBM Plex Sans Arabic" w:cs="IBM Plex Sans Arabic" w:eastAsia="IBM Plex Sans Arabic"/>
-          <w:b w:val="0"/>
-          <w:rtl w:val="1"/>
-          <w:cs w:val="1"/>
-        </w:rPr>
-        <w:t xml:space="preserve">الوضع الحالي في </w:t>
-      </w:r>
-      <w:r>
-        <w:rPr>
-          <w:rFonts w:ascii="IBM Plex Sans Arabic" w:hAnsi="IBM Plex Sans Arabic" w:cs="IBM Plex Sans Arabic" w:eastAsia="IBM Plex Sans Arabic"/>
-          <w:b w:val="0"/>
-          <w:rtl w:val="0"/>
-        </w:rPr>
-        <w:t xml:space="preserve">5 </w:t>
-      </w:r>
-      <w:r>
-        <w:rPr>
-          <w:rFonts w:ascii="IBM Plex Sans Arabic" w:hAnsi="IBM Plex Sans Arabic" w:cs="IBM Plex Sans Arabic" w:eastAsia="IBM Plex Sans Arabic"/>
-          <w:b w:val="0"/>
-          <w:rtl w:val="1"/>
-          <w:cs w:val="1"/>
-        </w:rPr>
-        <w:t>نقاط، مع رابط لكل نقطة</w:t>
+          <w:rtl w:val="1"/>
+          <w:cs w:val="1"/>
+        </w:rPr>
+        <w:t>المطلوب:</w:t>
       </w:r>
     </w:p>
     <w:p>
@@ -9147,35 +9197,44 @@
         <w:rPr>
           <w:rFonts w:ascii="IBM Plex Sans Arabic" w:hAnsi="IBM Plex Sans Arabic" w:cs="IBM Plex Sans Arabic" w:eastAsia="IBM Plex Sans Arabic"/>
           <w:b w:val="0"/>
-          <w:rtl w:val="0"/>
-        </w:rPr>
-        <w:t xml:space="preserve">2. </w:t>
-      </w:r>
-      <w:r>
-        <w:rPr>
-          <w:rFonts w:ascii="IBM Plex Sans Arabic" w:hAnsi="IBM Plex Sans Arabic" w:cs="IBM Plex Sans Arabic" w:eastAsia="IBM Plex Sans Arabic"/>
-          <w:b w:val="0"/>
-          <w:rtl w:val="1"/>
-          <w:cs w:val="1"/>
-        </w:rPr>
-        <w:t xml:space="preserve">ما تغير خلال آخر </w:t>
-      </w:r>
-      <w:r>
-        <w:rPr>
-          <w:rFonts w:ascii="IBM Plex Sans Arabic" w:hAnsi="IBM Plex Sans Arabic" w:cs="IBM Plex Sans Arabic" w:eastAsia="IBM Plex Sans Arabic"/>
-          <w:b w:val="0"/>
-          <w:rtl w:val="0"/>
-        </w:rPr>
-        <w:t xml:space="preserve">12 </w:t>
-      </w:r>
-      <w:r>
-        <w:rPr>
-          <w:rFonts w:ascii="IBM Plex Sans Arabic" w:hAnsi="IBM Plex Sans Arabic" w:cs="IBM Plex Sans Arabic" w:eastAsia="IBM Plex Sans Arabic"/>
-          <w:b w:val="0"/>
-          <w:rtl w:val="1"/>
-          <w:cs w:val="1"/>
-        </w:rPr>
-        <w:t>شهرا</w:t>
+          <w:rtl w:val="1"/>
+          <w:cs w:val="1"/>
+        </w:rPr>
+        <w:t>أولا</w:t>
+      </w:r>
+      <w:r>
+        <w:rPr>
+          <w:rFonts w:ascii="IBM Plex Sans Arabic" w:hAnsi="IBM Plex Sans Arabic" w:cs="IBM Plex Sans Arabic" w:eastAsia="IBM Plex Sans Arabic"/>
+          <w:b w:val="0"/>
+          <w:rtl w:val="0"/>
+        </w:rPr>
+        <w:t xml:space="preserve">. </w:t>
+      </w:r>
+      <w:r>
+        <w:rPr>
+          <w:rFonts w:ascii="IBM Plex Sans Arabic" w:hAnsi="IBM Plex Sans Arabic" w:cs="IBM Plex Sans Arabic" w:eastAsia="IBM Plex Sans Arabic"/>
+          <w:b w:val="0"/>
+          <w:rtl w:val="1"/>
+          <w:cs w:val="1"/>
+        </w:rPr>
+        <w:t xml:space="preserve">الوضع الحالي في </w:t>
+      </w:r>
+      <w:r>
+        <w:rPr>
+          <w:rFonts w:ascii="IBM Plex Sans Arabic" w:hAnsi="IBM Plex Sans Arabic" w:cs="IBM Plex Sans Arabic" w:eastAsia="IBM Plex Sans Arabic"/>
+          <w:b w:val="0"/>
+          <w:rtl w:val="0"/>
+        </w:rPr>
+        <w:t xml:space="preserve">5 </w:t>
+      </w:r>
+      <w:r>
+        <w:rPr>
+          <w:rFonts w:ascii="IBM Plex Sans Arabic" w:hAnsi="IBM Plex Sans Arabic" w:cs="IBM Plex Sans Arabic" w:eastAsia="IBM Plex Sans Arabic"/>
+          <w:b w:val="0"/>
+          <w:rtl w:val="1"/>
+          <w:cs w:val="1"/>
+        </w:rPr>
+        <w:t>نقاط، مع رابط لكل نقطة</w:t>
       </w:r>
     </w:p>
     <w:p>
@@ -9191,18 +9250,44 @@
         <w:rPr>
           <w:rFonts w:ascii="IBM Plex Sans Arabic" w:hAnsi="IBM Plex Sans Arabic" w:cs="IBM Plex Sans Arabic" w:eastAsia="IBM Plex Sans Arabic"/>
           <w:b w:val="0"/>
-          <w:rtl w:val="0"/>
-        </w:rPr>
-        <w:t xml:space="preserve">3. </w:t>
-      </w:r>
-      <w:r>
-        <w:rPr>
-          <w:rFonts w:ascii="IBM Plex Sans Arabic" w:hAnsi="IBM Plex Sans Arabic" w:cs="IBM Plex Sans Arabic" w:eastAsia="IBM Plex Sans Arabic"/>
-          <w:b w:val="0"/>
-          <w:rtl w:val="1"/>
-          <w:cs w:val="1"/>
-        </w:rPr>
-        <w:t>نقاط يختلف فيها المصادر، مع ذكر الخلاف صراحة</w:t>
+          <w:rtl w:val="1"/>
+          <w:cs w:val="1"/>
+        </w:rPr>
+        <w:t>ثانيا</w:t>
+      </w:r>
+      <w:r>
+        <w:rPr>
+          <w:rFonts w:ascii="IBM Plex Sans Arabic" w:hAnsi="IBM Plex Sans Arabic" w:cs="IBM Plex Sans Arabic" w:eastAsia="IBM Plex Sans Arabic"/>
+          <w:b w:val="0"/>
+          <w:rtl w:val="0"/>
+        </w:rPr>
+        <w:t xml:space="preserve">. </w:t>
+      </w:r>
+      <w:r>
+        <w:rPr>
+          <w:rFonts w:ascii="IBM Plex Sans Arabic" w:hAnsi="IBM Plex Sans Arabic" w:cs="IBM Plex Sans Arabic" w:eastAsia="IBM Plex Sans Arabic"/>
+          <w:b w:val="0"/>
+          <w:rtl w:val="1"/>
+          <w:cs w:val="1"/>
+        </w:rPr>
+        <w:t xml:space="preserve">ما تغير خلال آخر </w:t>
+      </w:r>
+      <w:r>
+        <w:rPr>
+          <w:rFonts w:ascii="IBM Plex Sans Arabic" w:hAnsi="IBM Plex Sans Arabic" w:cs="IBM Plex Sans Arabic" w:eastAsia="IBM Plex Sans Arabic"/>
+          <w:b w:val="0"/>
+          <w:rtl w:val="0"/>
+        </w:rPr>
+        <w:t xml:space="preserve">12 </w:t>
+      </w:r>
+      <w:r>
+        <w:rPr>
+          <w:rFonts w:ascii="IBM Plex Sans Arabic" w:hAnsi="IBM Plex Sans Arabic" w:cs="IBM Plex Sans Arabic" w:eastAsia="IBM Plex Sans Arabic"/>
+          <w:b w:val="0"/>
+          <w:rtl w:val="1"/>
+          <w:cs w:val="1"/>
+        </w:rPr>
+        <w:t>شهرا</w:t>
       </w:r>
     </w:p>
     <w:p>
@@ -9218,18 +9303,27 @@
         <w:rPr>
           <w:rFonts w:ascii="IBM Plex Sans Arabic" w:hAnsi="IBM Plex Sans Arabic" w:cs="IBM Plex Sans Arabic" w:eastAsia="IBM Plex Sans Arabic"/>
           <w:b w:val="0"/>
-          <w:rtl w:val="0"/>
-        </w:rPr>
-        <w:t xml:space="preserve">4. </w:t>
-      </w:r>
-      <w:r>
-        <w:rPr>
-          <w:rFonts w:ascii="IBM Plex Sans Arabic" w:hAnsi="IBM Plex Sans Arabic" w:cs="IBM Plex Sans Arabic" w:eastAsia="IBM Plex Sans Arabic"/>
-          <w:b w:val="0"/>
-          <w:rtl w:val="1"/>
-          <w:cs w:val="1"/>
-        </w:rPr>
-        <w:t>ما لم أجد له مصدرا موثوقا</w:t>
+          <w:rtl w:val="1"/>
+          <w:cs w:val="1"/>
+        </w:rPr>
+        <w:t>ثالثا</w:t>
+      </w:r>
+      <w:r>
+        <w:rPr>
+          <w:rFonts w:ascii="IBM Plex Sans Arabic" w:hAnsi="IBM Plex Sans Arabic" w:cs="IBM Plex Sans Arabic" w:eastAsia="IBM Plex Sans Arabic"/>
+          <w:b w:val="0"/>
+          <w:rtl w:val="0"/>
+        </w:rPr>
+        <w:t xml:space="preserve">. </w:t>
+      </w:r>
+      <w:r>
+        <w:rPr>
+          <w:rFonts w:ascii="IBM Plex Sans Arabic" w:hAnsi="IBM Plex Sans Arabic" w:cs="IBM Plex Sans Arabic" w:eastAsia="IBM Plex Sans Arabic"/>
+          <w:b w:val="0"/>
+          <w:rtl w:val="1"/>
+          <w:cs w:val="1"/>
+        </w:rPr>
+        <w:t>نقاط يختلف فيها المصادر، مع ذكر الخلاف صراحة</w:t>
       </w:r>
     </w:p>
     <w:p>
@@ -9248,7 +9342,24 @@
           <w:rtl w:val="1"/>
           <w:cs w:val="1"/>
         </w:rPr>
-        <w:t xml:space="preserve"> </w:t>
+        <w:t>رابعا</w:t>
+      </w:r>
+      <w:r>
+        <w:rPr>
+          <w:rFonts w:ascii="IBM Plex Sans Arabic" w:hAnsi="IBM Plex Sans Arabic" w:cs="IBM Plex Sans Arabic" w:eastAsia="IBM Plex Sans Arabic"/>
+          <w:b w:val="0"/>
+          <w:rtl w:val="0"/>
+        </w:rPr>
+        <w:t xml:space="preserve">. </w:t>
+      </w:r>
+      <w:r>
+        <w:rPr>
+          <w:rFonts w:ascii="IBM Plex Sans Arabic" w:hAnsi="IBM Plex Sans Arabic" w:cs="IBM Plex Sans Arabic" w:eastAsia="IBM Plex Sans Arabic"/>
+          <w:b w:val="0"/>
+          <w:rtl w:val="1"/>
+          <w:cs w:val="1"/>
+        </w:rPr>
+        <w:t>ما لم أجد له مصدرا موثوقا</w:t>
       </w:r>
     </w:p>
     <w:p>
@@ -9267,7 +9378,7 @@
           <w:rtl w:val="1"/>
           <w:cs w:val="1"/>
         </w:rPr>
-        <w:t>القواعد:</w:t>
+        <w:t xml:space="preserve"> </w:t>
       </w:r>
     </w:p>
     <w:p>
@@ -9283,18 +9394,10 @@
         <w:rPr>
           <w:rFonts w:ascii="IBM Plex Sans Arabic" w:hAnsi="IBM Plex Sans Arabic" w:cs="IBM Plex Sans Arabic" w:eastAsia="IBM Plex Sans Arabic"/>
           <w:b w:val="0"/>
-          <w:rtl w:val="0"/>
-        </w:rPr>
-        <w:t xml:space="preserve">- </w:t>
-      </w:r>
-      <w:r>
-        <w:rPr>
-          <w:rFonts w:ascii="IBM Plex Sans Arabic" w:hAnsi="IBM Plex Sans Arabic" w:cs="IBM Plex Sans Arabic" w:eastAsia="IBM Plex Sans Arabic"/>
-          <w:b w:val="0"/>
-          <w:rtl w:val="1"/>
-          <w:cs w:val="1"/>
-        </w:rPr>
-        <w:t>المصادر الرسمية أولا، ثم المصادر الثانوية للتأكيد فقط</w:t>
+          <w:rtl w:val="1"/>
+          <w:cs w:val="1"/>
+        </w:rPr>
+        <w:t>القواعد:</w:t>
       </w:r>
     </w:p>
     <w:p>
@@ -9310,18 +9413,10 @@
         <w:rPr>
           <w:rFonts w:ascii="IBM Plex Sans Arabic" w:hAnsi="IBM Plex Sans Arabic" w:cs="IBM Plex Sans Arabic" w:eastAsia="IBM Plex Sans Arabic"/>
           <w:b w:val="0"/>
-          <w:rtl w:val="0"/>
-        </w:rPr>
-        <w:t xml:space="preserve">- </w:t>
-      </w:r>
-      <w:r>
-        <w:rPr>
-          <w:rFonts w:ascii="IBM Plex Sans Arabic" w:hAnsi="IBM Plex Sans Arabic" w:cs="IBM Plex Sans Arabic" w:eastAsia="IBM Plex Sans Arabic"/>
-          <w:b w:val="0"/>
-          <w:rtl w:val="1"/>
-          <w:cs w:val="1"/>
-        </w:rPr>
-        <w:t>لا تذكر معلومة بلا رابط</w:t>
+          <w:rtl w:val="1"/>
+          <w:cs w:val="1"/>
+        </w:rPr>
+        <w:t>• المصادر الرسمية أولا، ثم المصادر الثانوية للتأكيد فقط</w:t>
       </w:r>
     </w:p>
     <w:p>
@@ -9337,18 +9432,29 @@
         <w:rPr>
           <w:rFonts w:ascii="IBM Plex Sans Arabic" w:hAnsi="IBM Plex Sans Arabic" w:cs="IBM Plex Sans Arabic" w:eastAsia="IBM Plex Sans Arabic"/>
           <w:b w:val="0"/>
-          <w:rtl w:val="0"/>
-        </w:rPr>
-        <w:t xml:space="preserve">- </w:t>
-      </w:r>
-      <w:r>
-        <w:rPr>
-          <w:rFonts w:ascii="IBM Plex Sans Arabic" w:hAnsi="IBM Plex Sans Arabic" w:cs="IBM Plex Sans Arabic" w:eastAsia="IBM Plex Sans Arabic"/>
-          <w:b w:val="0"/>
-          <w:rtl w:val="1"/>
-          <w:cs w:val="1"/>
-        </w:rPr>
-        <w:t>إذا كان المصدر قديما، اذكر تاريخه</w:t>
+          <w:rtl w:val="1"/>
+          <w:cs w:val="1"/>
+        </w:rPr>
+        <w:t>• لا تذكر معلومة بلا رابط</w:t>
+      </w:r>
+    </w:p>
+    <w:p>
+      <w:pPr>
+        <w:pStyle w:val="APLPrompt"/>
+        <w:keepLines w:val="1"/>
+        <w:widowControl w:val="1"/>
+        <w:shd w:val="clear" w:color="auto" w:fill="FBF8F3"/>
+        <w:bidi w:val="1"/>
+        <w:spacing w:after="0"/>
+      </w:pPr>
+      <w:r>
+        <w:rPr>
+          <w:rFonts w:ascii="IBM Plex Sans Arabic" w:hAnsi="IBM Plex Sans Arabic" w:cs="IBM Plex Sans Arabic" w:eastAsia="IBM Plex Sans Arabic"/>
+          <w:b w:val="0"/>
+          <w:rtl w:val="1"/>
+          <w:cs w:val="1"/>
+        </w:rPr>
+        <w:t>• إذا كان المصدر قديما، اذكر تاريخه</w:t>
       </w:r>
     </w:p>
     <w:p>
@@ -9796,7 +9902,7 @@
           <w:rtl w:val="1"/>
           <w:cs w:val="1"/>
         </w:rPr>
-        <w:t>متى تُنشئ مشروعا</w:t>
+        <w:t>متى تنشئ مشروعا</w:t>
       </w:r>
     </w:p>
     <w:p>
@@ -9880,7 +9986,7 @@
           <w:rtl w:val="1"/>
           <w:cs w:val="1"/>
         </w:rPr>
-        <w:t>لا تُنشئ مشروعا لسؤال عابر</w:t>
+        <w:t>لا تنشئ مشروعا لسؤال عابر</w:t>
       </w:r>
       <w:r>
         <w:rPr>
@@ -9939,7 +10045,7 @@
           <w:rtl w:val="1"/>
           <w:cs w:val="1"/>
         </w:rPr>
-        <w:t>تعليمات المشروع تُقرأ في كل محادثة داخله</w:t>
+        <w:t>تعليمات المشروع تقرأ في كل محادثة داخله</w:t>
       </w:r>
       <w:r>
         <w:rPr>
@@ -10045,15 +10151,7 @@
           <w:rtl w:val="1"/>
           <w:cs w:val="1"/>
         </w:rPr>
-        <w:t>الجمهور: [الجمهور]</w:t>
-      </w:r>
-      <w:r>
-        <w:rPr>
-          <w:rFonts w:ascii="IBM Plex Sans Arabic" w:hAnsi="IBM Plex Sans Arabic" w:cs="IBM Plex Sans Arabic" w:eastAsia="IBM Plex Sans Arabic"/>
-          <w:b w:val="0"/>
-          <w:rtl w:val="0"/>
-        </w:rPr>
-        <w:t>.</w:t>
+        <w:t>الجمهور:</w:t>
       </w:r>
     </w:p>
     <w:p>
@@ -10072,7 +10170,7 @@
           <w:rtl w:val="1"/>
           <w:cs w:val="1"/>
         </w:rPr>
-        <w:t xml:space="preserve"> </w:t>
+        <w:t>[الجمهور]</w:t>
       </w:r>
     </w:p>
     <w:p>
@@ -10091,7 +10189,7 @@
           <w:rtl w:val="1"/>
           <w:cs w:val="1"/>
         </w:rPr>
-        <w:t>اللغة والأسلوب:</w:t>
+        <w:t xml:space="preserve"> </w:t>
       </w:r>
     </w:p>
     <w:p>
@@ -10107,18 +10205,10 @@
         <w:rPr>
           <w:rFonts w:ascii="IBM Plex Sans Arabic" w:hAnsi="IBM Plex Sans Arabic" w:cs="IBM Plex Sans Arabic" w:eastAsia="IBM Plex Sans Arabic"/>
           <w:b w:val="0"/>
-          <w:rtl w:val="0"/>
-        </w:rPr>
-        <w:t xml:space="preserve">- </w:t>
-      </w:r>
-      <w:r>
-        <w:rPr>
-          <w:rFonts w:ascii="IBM Plex Sans Arabic" w:hAnsi="IBM Plex Sans Arabic" w:cs="IBM Plex Sans Arabic" w:eastAsia="IBM Plex Sans Arabic"/>
-          <w:b w:val="0"/>
-          <w:rtl w:val="1"/>
-          <w:cs w:val="1"/>
-        </w:rPr>
-        <w:t>العربية الواضحة، والمصطلح الإنجليزي عند الحاجة فقط</w:t>
+          <w:rtl w:val="1"/>
+          <w:cs w:val="1"/>
+        </w:rPr>
+        <w:t>اللغة والأسلوب:</w:t>
       </w:r>
     </w:p>
     <w:p>
@@ -10134,18 +10224,10 @@
         <w:rPr>
           <w:rFonts w:ascii="IBM Plex Sans Arabic" w:hAnsi="IBM Plex Sans Arabic" w:cs="IBM Plex Sans Arabic" w:eastAsia="IBM Plex Sans Arabic"/>
           <w:b w:val="0"/>
-          <w:rtl w:val="0"/>
-        </w:rPr>
-        <w:t xml:space="preserve">- </w:t>
-      </w:r>
-      <w:r>
-        <w:rPr>
-          <w:rFonts w:ascii="IBM Plex Sans Arabic" w:hAnsi="IBM Plex Sans Arabic" w:cs="IBM Plex Sans Arabic" w:eastAsia="IBM Plex Sans Arabic"/>
-          <w:b w:val="0"/>
-          <w:rtl w:val="1"/>
-          <w:cs w:val="1"/>
-        </w:rPr>
-        <w:t>جمل قصيرة، بلا مبالغة تسويقية</w:t>
+          <w:rtl w:val="1"/>
+          <w:cs w:val="1"/>
+        </w:rPr>
+        <w:t>• العربية الواضحة، والمصطلح الإنجليزي عند الحاجة فقط</w:t>
       </w:r>
     </w:p>
     <w:p>
@@ -10164,7 +10246,7 @@
           <w:rtl w:val="1"/>
           <w:cs w:val="1"/>
         </w:rPr>
-        <w:t xml:space="preserve"> </w:t>
+        <w:t>• جمل قصيرة، بلا مبالغة تسويقية</w:t>
       </w:r>
     </w:p>
     <w:p>
@@ -10183,7 +10265,7 @@
           <w:rtl w:val="1"/>
           <w:cs w:val="1"/>
         </w:rPr>
-        <w:t>قواعد ثابتة:</w:t>
+        <w:t xml:space="preserve"> </w:t>
       </w:r>
     </w:p>
     <w:p>
@@ -10199,18 +10281,10 @@
         <w:rPr>
           <w:rFonts w:ascii="IBM Plex Sans Arabic" w:hAnsi="IBM Plex Sans Arabic" w:cs="IBM Plex Sans Arabic" w:eastAsia="IBM Plex Sans Arabic"/>
           <w:b w:val="0"/>
-          <w:rtl w:val="0"/>
-        </w:rPr>
-        <w:t xml:space="preserve">- </w:t>
-      </w:r>
-      <w:r>
-        <w:rPr>
-          <w:rFonts w:ascii="IBM Plex Sans Arabic" w:hAnsi="IBM Plex Sans Arabic" w:cs="IBM Plex Sans Arabic" w:eastAsia="IBM Plex Sans Arabic"/>
-          <w:b w:val="0"/>
-          <w:rtl w:val="1"/>
-          <w:cs w:val="1"/>
-        </w:rPr>
-        <w:t>استخدم المصطلحات كما وردت في ملفات المشروع، لا مرادفات</w:t>
+          <w:rtl w:val="1"/>
+          <w:cs w:val="1"/>
+        </w:rPr>
+        <w:t>قواعد ثابتة:</w:t>
       </w:r>
     </w:p>
     <w:p>
@@ -10226,18 +10300,10 @@
         <w:rPr>
           <w:rFonts w:ascii="IBM Plex Sans Arabic" w:hAnsi="IBM Plex Sans Arabic" w:cs="IBM Plex Sans Arabic" w:eastAsia="IBM Plex Sans Arabic"/>
           <w:b w:val="0"/>
-          <w:rtl w:val="0"/>
-        </w:rPr>
-        <w:t xml:space="preserve">- </w:t>
-      </w:r>
-      <w:r>
-        <w:rPr>
-          <w:rFonts w:ascii="IBM Plex Sans Arabic" w:hAnsi="IBM Plex Sans Arabic" w:cs="IBM Plex Sans Arabic" w:eastAsia="IBM Plex Sans Arabic"/>
-          <w:b w:val="0"/>
-          <w:rtl w:val="1"/>
-          <w:cs w:val="1"/>
-        </w:rPr>
-        <w:t>إذا نقصتك معلومة، اسأل ولا تفترض</w:t>
+          <w:rtl w:val="1"/>
+          <w:cs w:val="1"/>
+        </w:rPr>
+        <w:t>• استخدم المصطلحات كما وردت في ملفات المشروع، لا مرادفات</w:t>
       </w:r>
     </w:p>
     <w:p>
@@ -10253,18 +10319,29 @@
         <w:rPr>
           <w:rFonts w:ascii="IBM Plex Sans Arabic" w:hAnsi="IBM Plex Sans Arabic" w:cs="IBM Plex Sans Arabic" w:eastAsia="IBM Plex Sans Arabic"/>
           <w:b w:val="0"/>
-          <w:rtl w:val="0"/>
-        </w:rPr>
-        <w:t xml:space="preserve">- </w:t>
-      </w:r>
-      <w:r>
-        <w:rPr>
-          <w:rFonts w:ascii="IBM Plex Sans Arabic" w:hAnsi="IBM Plex Sans Arabic" w:cs="IBM Plex Sans Arabic" w:eastAsia="IBM Plex Sans Arabic"/>
-          <w:b w:val="0"/>
-          <w:rtl w:val="1"/>
-          <w:cs w:val="1"/>
-        </w:rPr>
-        <w:t>عند ذكر رقم أو تاريخ، اذكر مصدره من ملفات المشروع</w:t>
+          <w:rtl w:val="1"/>
+          <w:cs w:val="1"/>
+        </w:rPr>
+        <w:t>• إذا نقصتك معلومة، اسأل ولا تفترض</w:t>
+      </w:r>
+    </w:p>
+    <w:p>
+      <w:pPr>
+        <w:pStyle w:val="APLPrompt"/>
+        <w:keepLines w:val="1"/>
+        <w:widowControl w:val="1"/>
+        <w:shd w:val="clear" w:color="auto" w:fill="FBF8F3"/>
+        <w:bidi w:val="1"/>
+        <w:spacing w:after="0"/>
+      </w:pPr>
+      <w:r>
+        <w:rPr>
+          <w:rFonts w:ascii="IBM Plex Sans Arabic" w:hAnsi="IBM Plex Sans Arabic" w:cs="IBM Plex Sans Arabic" w:eastAsia="IBM Plex Sans Arabic"/>
+          <w:b w:val="0"/>
+          <w:rtl w:val="1"/>
+          <w:cs w:val="1"/>
+        </w:rPr>
+        <w:t>• عند ذكر رقم أو تاريخ، اذكر مصدره من ملفات المشروع</w:t>
       </w:r>
     </w:p>
     <w:p>
@@ -10402,7 +10479,7 @@
           <w:rtl w:val="1"/>
           <w:cs w:val="1"/>
         </w:rPr>
-        <w:t>لا ترفع كل شيء — الملفات التي لا تُستخدم تزيد التشويش ولا تزيد الجودة</w:t>
+        <w:t>لا ترفع كل شيء — الملفات التي لا تستخدم تزيد التشويش ولا تزيد الجودة</w:t>
       </w:r>
       <w:r>
         <w:rPr>
@@ -10827,7 +10904,7 @@
           <w:rtl w:val="1"/>
           <w:cs w:val="1"/>
         </w:rPr>
-        <w:t>المحدث: تُحفظ في حسابك، ويمكن مشاركتها مع أشخاص محددين أو مع كل من في مؤسستك، وتُفتح على الويب</w:t>
+        <w:t>المحدث: تحفظ في حسابك، ويمكن مشاركتها مع أشخاص محددين أو مع كل من في مؤسستك، وتفتح على الويب</w:t>
       </w:r>
       <w:r>
         <w:rPr>
@@ -10920,7 +10997,7 @@
           <w:rtl w:val="1"/>
           <w:cs w:val="1"/>
         </w:rPr>
-        <w:t xml:space="preserve">يمكنك إيقاف أدوات بعينها، ويُحفظ اختيارك لذلك الـ </w:t>
+        <w:t xml:space="preserve">يمكنك إيقاف أدوات بعينها، ويحفظ اختيارك لذلك الـ </w:t>
       </w:r>
       <w:r>
         <w:rPr>
@@ -11007,7 +11084,7 @@
           <w:rtl w:val="1"/>
           <w:cs w:val="1"/>
         </w:rPr>
-        <w:t>اقرأ أي موصل سيُستخدم وأي أداة</w:t>
+        <w:t>اقرأ أي موصل سيستخدم وأي أداة</w:t>
       </w:r>
       <w:r>
         <w:rPr>
@@ -11217,15 +11294,7 @@
           <w:rtl w:val="1"/>
           <w:cs w:val="1"/>
         </w:rPr>
-        <w:t>المحتوى: [المحتوى]</w:t>
-      </w:r>
-      <w:r>
-        <w:rPr>
-          <w:rFonts w:ascii="IBM Plex Sans Arabic" w:hAnsi="IBM Plex Sans Arabic" w:cs="IBM Plex Sans Arabic" w:eastAsia="IBM Plex Sans Arabic"/>
-          <w:b w:val="0"/>
-          <w:rtl w:val="0"/>
-        </w:rPr>
-        <w:t>.</w:t>
+        <w:t>المحتوى:</w:t>
       </w:r>
     </w:p>
     <w:p>
@@ -11244,7 +11313,45 @@
           <w:rtl w:val="1"/>
           <w:cs w:val="1"/>
         </w:rPr>
-        <w:t xml:space="preserve">الشكل: [مستند </w:t>
+        <w:t>[المحتوى]</w:t>
+      </w:r>
+    </w:p>
+    <w:p>
+      <w:pPr>
+        <w:pStyle w:val="APLPrompt"/>
+        <w:keepLines w:val="1"/>
+        <w:widowControl w:val="1"/>
+        <w:shd w:val="clear" w:color="auto" w:fill="FBF8F3"/>
+        <w:bidi w:val="1"/>
+        <w:spacing w:after="0"/>
+      </w:pPr>
+      <w:r>
+        <w:rPr>
+          <w:rFonts w:ascii="IBM Plex Sans Arabic" w:hAnsi="IBM Plex Sans Arabic" w:cs="IBM Plex Sans Arabic" w:eastAsia="IBM Plex Sans Arabic"/>
+          <w:b w:val="0"/>
+          <w:rtl w:val="1"/>
+          <w:cs w:val="1"/>
+        </w:rPr>
+        <w:t>الشكل:</w:t>
+      </w:r>
+    </w:p>
+    <w:p>
+      <w:pPr>
+        <w:pStyle w:val="APLPrompt"/>
+        <w:keepLines w:val="1"/>
+        <w:widowControl w:val="1"/>
+        <w:shd w:val="clear" w:color="auto" w:fill="FBF8F3"/>
+        <w:bidi w:val="1"/>
+        <w:spacing w:after="0"/>
+      </w:pPr>
+      <w:r>
+        <w:rPr>
+          <w:rFonts w:ascii="IBM Plex Sans Arabic" w:hAnsi="IBM Plex Sans Arabic" w:cs="IBM Plex Sans Arabic" w:eastAsia="IBM Plex Sans Arabic"/>
+          <w:b w:val="0"/>
+          <w:rtl w:val="1"/>
+          <w:cs w:val="1"/>
+        </w:rPr>
+        <w:t xml:space="preserve">[مستند </w:t>
       </w:r>
       <w:r>
         <w:rPr>
@@ -11279,14 +11386,6 @@
           <w:cs w:val="1"/>
         </w:rPr>
         <w:t>صفحة]</w:t>
-      </w:r>
-      <w:r>
-        <w:rPr>
-          <w:rFonts w:ascii="IBM Plex Sans Arabic" w:hAnsi="IBM Plex Sans Arabic" w:cs="IBM Plex Sans Arabic" w:eastAsia="IBM Plex Sans Arabic"/>
-          <w:b w:val="0"/>
-          <w:rtl w:val="0"/>
-        </w:rPr>
-        <w:t>.</w:t>
       </w:r>
     </w:p>
     <w:p>
@@ -11863,7 +11962,7 @@
           <w:rtl w:val="1"/>
           <w:cs w:val="1"/>
         </w:rPr>
-        <w:t>مرة كل شهر واقرأ ما حُفظ</w:t>
+        <w:t>مرة كل شهر واقرأ ما حفظ</w:t>
       </w:r>
       <w:r>
         <w:rPr>
@@ -11897,7 +11996,7 @@
           <w:rtl w:val="1"/>
           <w:cs w:val="1"/>
         </w:rPr>
-        <w:t>الذاكرة القديمة الخاطئة أسوأ من عدم وجود ذاكرة، لأنها تُبنى عليها ردود لاحقة</w:t>
+        <w:t>الذاكرة القديمة الخاطئة أسوأ من عدم وجود ذاكرة، لأنها تبنى عليها ردود لاحقة</w:t>
       </w:r>
       <w:r>
         <w:rPr>
@@ -12809,9 +12908,18 @@
         <w:rPr>
           <w:rFonts w:ascii="IBM Plex Sans Arabic" w:hAnsi="IBM Plex Sans Arabic" w:cs="IBM Plex Sans Arabic" w:eastAsia="IBM Plex Sans Arabic"/>
           <w:b w:val="0"/>
-          <w:rtl w:val="0"/>
-        </w:rPr>
-        <w:t xml:space="preserve">1. </w:t>
+          <w:rtl w:val="1"/>
+          <w:cs w:val="1"/>
+        </w:rPr>
+        <w:t>أولا</w:t>
+      </w:r>
+      <w:r>
+        <w:rPr>
+          <w:rFonts w:ascii="IBM Plex Sans Arabic" w:hAnsi="IBM Plex Sans Arabic" w:cs="IBM Plex Sans Arabic" w:eastAsia="IBM Plex Sans Arabic"/>
+          <w:b w:val="0"/>
+          <w:rtl w:val="0"/>
+        </w:rPr>
+        <w:t xml:space="preserve">. </w:t>
       </w:r>
       <w:r>
         <w:rPr>
@@ -12836,18 +12944,27 @@
         <w:rPr>
           <w:rFonts w:ascii="IBM Plex Sans Arabic" w:hAnsi="IBM Plex Sans Arabic" w:cs="IBM Plex Sans Arabic" w:eastAsia="IBM Plex Sans Arabic"/>
           <w:b w:val="0"/>
-          <w:rtl w:val="0"/>
-        </w:rPr>
-        <w:t xml:space="preserve">2. </w:t>
-      </w:r>
-      <w:r>
-        <w:rPr>
-          <w:rFonts w:ascii="IBM Plex Sans Arabic" w:hAnsi="IBM Plex Sans Arabic" w:cs="IBM Plex Sans Arabic" w:eastAsia="IBM Plex Sans Arabic"/>
-          <w:b w:val="0"/>
-          <w:rtl w:val="1"/>
-          <w:cs w:val="1"/>
-        </w:rPr>
-        <w:t>القرارات المعتمدة، وما رُفض ولماذا</w:t>
+          <w:rtl w:val="1"/>
+          <w:cs w:val="1"/>
+        </w:rPr>
+        <w:t>ثانيا</w:t>
+      </w:r>
+      <w:r>
+        <w:rPr>
+          <w:rFonts w:ascii="IBM Plex Sans Arabic" w:hAnsi="IBM Plex Sans Arabic" w:cs="IBM Plex Sans Arabic" w:eastAsia="IBM Plex Sans Arabic"/>
+          <w:b w:val="0"/>
+          <w:rtl w:val="0"/>
+        </w:rPr>
+        <w:t xml:space="preserve">. </w:t>
+      </w:r>
+      <w:r>
+        <w:rPr>
+          <w:rFonts w:ascii="IBM Plex Sans Arabic" w:hAnsi="IBM Plex Sans Arabic" w:cs="IBM Plex Sans Arabic" w:eastAsia="IBM Plex Sans Arabic"/>
+          <w:b w:val="0"/>
+          <w:rtl w:val="1"/>
+          <w:cs w:val="1"/>
+        </w:rPr>
+        <w:t>القرارات المعتمدة، وما رفض ولماذا</w:t>
       </w:r>
     </w:p>
     <w:p>
@@ -12863,9 +12980,18 @@
         <w:rPr>
           <w:rFonts w:ascii="IBM Plex Sans Arabic" w:hAnsi="IBM Plex Sans Arabic" w:cs="IBM Plex Sans Arabic" w:eastAsia="IBM Plex Sans Arabic"/>
           <w:b w:val="0"/>
-          <w:rtl w:val="0"/>
-        </w:rPr>
-        <w:t xml:space="preserve">3. </w:t>
+          <w:rtl w:val="1"/>
+          <w:cs w:val="1"/>
+        </w:rPr>
+        <w:t>ثالثا</w:t>
+      </w:r>
+      <w:r>
+        <w:rPr>
+          <w:rFonts w:ascii="IBM Plex Sans Arabic" w:hAnsi="IBM Plex Sans Arabic" w:cs="IBM Plex Sans Arabic" w:eastAsia="IBM Plex Sans Arabic"/>
+          <w:b w:val="0"/>
+          <w:rtl w:val="0"/>
+        </w:rPr>
+        <w:t xml:space="preserve">. </w:t>
       </w:r>
       <w:r>
         <w:rPr>
@@ -12890,9 +13016,18 @@
         <w:rPr>
           <w:rFonts w:ascii="IBM Plex Sans Arabic" w:hAnsi="IBM Plex Sans Arabic" w:cs="IBM Plex Sans Arabic" w:eastAsia="IBM Plex Sans Arabic"/>
           <w:b w:val="0"/>
-          <w:rtl w:val="0"/>
-        </w:rPr>
-        <w:t xml:space="preserve">4. </w:t>
+          <w:rtl w:val="1"/>
+          <w:cs w:val="1"/>
+        </w:rPr>
+        <w:t>رابعا</w:t>
+      </w:r>
+      <w:r>
+        <w:rPr>
+          <w:rFonts w:ascii="IBM Plex Sans Arabic" w:hAnsi="IBM Plex Sans Arabic" w:cs="IBM Plex Sans Arabic" w:eastAsia="IBM Plex Sans Arabic"/>
+          <w:b w:val="0"/>
+          <w:rtl w:val="0"/>
+        </w:rPr>
+        <w:t xml:space="preserve">. </w:t>
       </w:r>
       <w:r>
         <w:rPr>
@@ -12917,9 +13052,18 @@
         <w:rPr>
           <w:rFonts w:ascii="IBM Plex Sans Arabic" w:hAnsi="IBM Plex Sans Arabic" w:cs="IBM Plex Sans Arabic" w:eastAsia="IBM Plex Sans Arabic"/>
           <w:b w:val="0"/>
-          <w:rtl w:val="0"/>
-        </w:rPr>
-        <w:t xml:space="preserve">5. </w:t>
+          <w:rtl w:val="1"/>
+          <w:cs w:val="1"/>
+        </w:rPr>
+        <w:t>خامسا</w:t>
+      </w:r>
+      <w:r>
+        <w:rPr>
+          <w:rFonts w:ascii="IBM Plex Sans Arabic" w:hAnsi="IBM Plex Sans Arabic" w:cs="IBM Plex Sans Arabic" w:eastAsia="IBM Plex Sans Arabic"/>
+          <w:b w:val="0"/>
+          <w:rtl w:val="0"/>
+        </w:rPr>
+        <w:t xml:space="preserve">. </w:t>
       </w:r>
       <w:r>
         <w:rPr>
@@ -13915,15 +14059,7 @@
           <w:rtl w:val="1"/>
           <w:cs w:val="1"/>
         </w:rPr>
-        <w:t>ساعدني في قرار: [القرار]</w:t>
-      </w:r>
-      <w:r>
-        <w:rPr>
-          <w:rFonts w:ascii="IBM Plex Sans Arabic" w:hAnsi="IBM Plex Sans Arabic" w:cs="IBM Plex Sans Arabic" w:eastAsia="IBM Plex Sans Arabic"/>
-          <w:b w:val="0"/>
-          <w:rtl w:val="0"/>
-        </w:rPr>
-        <w:t>.</w:t>
+        <w:t>ساعدني في قرار:</w:t>
       </w:r>
     </w:p>
     <w:p>
@@ -13942,7 +14078,7 @@
           <w:rtl w:val="1"/>
           <w:cs w:val="1"/>
         </w:rPr>
-        <w:t xml:space="preserve"> </w:t>
+        <w:t>[القرار]</w:t>
       </w:r>
     </w:p>
     <w:p>
@@ -13961,15 +14097,7 @@
           <w:rtl w:val="1"/>
           <w:cs w:val="1"/>
         </w:rPr>
-        <w:t>الخيارات: [الخيار الأول]، [الخيار الثاني]، [الخيار الثالث]</w:t>
-      </w:r>
-      <w:r>
-        <w:rPr>
-          <w:rFonts w:ascii="IBM Plex Sans Arabic" w:hAnsi="IBM Plex Sans Arabic" w:cs="IBM Plex Sans Arabic" w:eastAsia="IBM Plex Sans Arabic"/>
-          <w:b w:val="0"/>
-          <w:rtl w:val="0"/>
-        </w:rPr>
-        <w:t>.</w:t>
+        <w:t xml:space="preserve"> </w:t>
       </w:r>
     </w:p>
     <w:p>
@@ -13988,15 +14116,7 @@
           <w:rtl w:val="1"/>
           <w:cs w:val="1"/>
         </w:rPr>
-        <w:t>ما يهمني بالترتيب: [المعيار الأول]، [المعيار الثاني]، [المعيار الثالث]</w:t>
-      </w:r>
-      <w:r>
-        <w:rPr>
-          <w:rFonts w:ascii="IBM Plex Sans Arabic" w:hAnsi="IBM Plex Sans Arabic" w:cs="IBM Plex Sans Arabic" w:eastAsia="IBM Plex Sans Arabic"/>
-          <w:b w:val="0"/>
-          <w:rtl w:val="0"/>
-        </w:rPr>
-        <w:t>.</w:t>
+        <w:t>الخيارات: [الخيار الأول]، [الخيار الثاني]،</w:t>
       </w:r>
     </w:p>
     <w:p>
@@ -14015,49 +14135,7 @@
           <w:rtl w:val="1"/>
           <w:cs w:val="1"/>
         </w:rPr>
-        <w:t xml:space="preserve">قيودي: [الوقت </w:t>
-      </w:r>
-      <w:r>
-        <w:rPr>
-          <w:rFonts w:ascii="IBM Plex Sans Arabic" w:hAnsi="IBM Plex Sans Arabic" w:cs="IBM Plex Sans Arabic" w:eastAsia="IBM Plex Sans Arabic"/>
-          <w:b w:val="0"/>
-          <w:rtl w:val="0"/>
-        </w:rPr>
-        <w:t xml:space="preserve">/ </w:t>
-      </w:r>
-      <w:r>
-        <w:rPr>
-          <w:rFonts w:ascii="IBM Plex Sans Arabic" w:hAnsi="IBM Plex Sans Arabic" w:cs="IBM Plex Sans Arabic" w:eastAsia="IBM Plex Sans Arabic"/>
-          <w:b w:val="0"/>
-          <w:rtl w:val="1"/>
-          <w:cs w:val="1"/>
-        </w:rPr>
-        <w:t xml:space="preserve">الميزانية </w:t>
-      </w:r>
-      <w:r>
-        <w:rPr>
-          <w:rFonts w:ascii="IBM Plex Sans Arabic" w:hAnsi="IBM Plex Sans Arabic" w:cs="IBM Plex Sans Arabic" w:eastAsia="IBM Plex Sans Arabic"/>
-          <w:b w:val="0"/>
-          <w:rtl w:val="0"/>
-        </w:rPr>
-        <w:t xml:space="preserve">/ </w:t>
-      </w:r>
-      <w:r>
-        <w:rPr>
-          <w:rFonts w:ascii="IBM Plex Sans Arabic" w:hAnsi="IBM Plex Sans Arabic" w:cs="IBM Plex Sans Arabic" w:eastAsia="IBM Plex Sans Arabic"/>
-          <w:b w:val="0"/>
-          <w:rtl w:val="1"/>
-          <w:cs w:val="1"/>
-        </w:rPr>
-        <w:t>المهارات المتاحة]</w:t>
-      </w:r>
-      <w:r>
-        <w:rPr>
-          <w:rFonts w:ascii="IBM Plex Sans Arabic" w:hAnsi="IBM Plex Sans Arabic" w:cs="IBM Plex Sans Arabic" w:eastAsia="IBM Plex Sans Arabic"/>
-          <w:b w:val="0"/>
-          <w:rtl w:val="0"/>
-        </w:rPr>
-        <w:t>.</w:t>
+        <w:t>[الخيار الثالث]</w:t>
       </w:r>
     </w:p>
     <w:p>
@@ -14076,7 +14154,7 @@
           <w:rtl w:val="1"/>
           <w:cs w:val="1"/>
         </w:rPr>
-        <w:t xml:space="preserve"> </w:t>
+        <w:t>ما يهمني بالترتيب: [المعيار الأول]، [المعيار الثاني]،</w:t>
       </w:r>
     </w:p>
     <w:p>
@@ -14095,7 +14173,7 @@
           <w:rtl w:val="1"/>
           <w:cs w:val="1"/>
         </w:rPr>
-        <w:t>المخرج:</w:t>
+        <w:t>[المعيار الثالث]</w:t>
       </w:r>
     </w:p>
     <w:p>
@@ -14111,35 +14189,10 @@
         <w:rPr>
           <w:rFonts w:ascii="IBM Plex Sans Arabic" w:hAnsi="IBM Plex Sans Arabic" w:cs="IBM Plex Sans Arabic" w:eastAsia="IBM Plex Sans Arabic"/>
           <w:b w:val="0"/>
-          <w:rtl w:val="0"/>
-        </w:rPr>
-        <w:t xml:space="preserve">1. </w:t>
-      </w:r>
-      <w:r>
-        <w:rPr>
-          <w:rFonts w:ascii="IBM Plex Sans Arabic" w:hAnsi="IBM Plex Sans Arabic" w:cs="IBM Plex Sans Arabic" w:eastAsia="IBM Plex Sans Arabic"/>
-          <w:b w:val="0"/>
-          <w:rtl w:val="1"/>
-          <w:cs w:val="1"/>
-        </w:rPr>
-        <w:t xml:space="preserve">جدول: صف لكل خيار، عمود لكل معيار، تقييم من </w:t>
-      </w:r>
-      <w:r>
-        <w:rPr>
-          <w:rFonts w:ascii="IBM Plex Sans Arabic" w:hAnsi="IBM Plex Sans Arabic" w:cs="IBM Plex Sans Arabic" w:eastAsia="IBM Plex Sans Arabic"/>
-          <w:b w:val="0"/>
-          <w:rtl w:val="0"/>
-        </w:rPr>
-        <w:t xml:space="preserve">5 </w:t>
-      </w:r>
-      <w:r>
-        <w:rPr>
-          <w:rFonts w:ascii="IBM Plex Sans Arabic" w:hAnsi="IBM Plex Sans Arabic" w:cs="IBM Plex Sans Arabic" w:eastAsia="IBM Plex Sans Arabic"/>
-          <w:b w:val="0"/>
-          <w:rtl w:val="1"/>
-          <w:cs w:val="1"/>
-        </w:rPr>
-        <w:t>مع سبب من سطر</w:t>
+          <w:rtl w:val="1"/>
+          <w:cs w:val="1"/>
+        </w:rPr>
+        <w:t>قيودي:</w:t>
       </w:r>
     </w:p>
     <w:p>
@@ -14155,18 +14208,44 @@
         <w:rPr>
           <w:rFonts w:ascii="IBM Plex Sans Arabic" w:hAnsi="IBM Plex Sans Arabic" w:cs="IBM Plex Sans Arabic" w:eastAsia="IBM Plex Sans Arabic"/>
           <w:b w:val="0"/>
-          <w:rtl w:val="0"/>
-        </w:rPr>
-        <w:t xml:space="preserve">2. </w:t>
-      </w:r>
-      <w:r>
-        <w:rPr>
-          <w:rFonts w:ascii="IBM Plex Sans Arabic" w:hAnsi="IBM Plex Sans Arabic" w:cs="IBM Plex Sans Arabic" w:eastAsia="IBM Plex Sans Arabic"/>
-          <w:b w:val="0"/>
-          <w:rtl w:val="1"/>
-          <w:cs w:val="1"/>
-        </w:rPr>
-        <w:t>ما الذي يجعل كل خيار خاطئا</w:t>
+          <w:rtl w:val="1"/>
+          <w:cs w:val="1"/>
+        </w:rPr>
+        <w:t xml:space="preserve">[الوقت </w:t>
+      </w:r>
+      <w:r>
+        <w:rPr>
+          <w:rFonts w:ascii="IBM Plex Sans Arabic" w:hAnsi="IBM Plex Sans Arabic" w:cs="IBM Plex Sans Arabic" w:eastAsia="IBM Plex Sans Arabic"/>
+          <w:b w:val="0"/>
+          <w:rtl w:val="0"/>
+        </w:rPr>
+        <w:t xml:space="preserve">/ </w:t>
+      </w:r>
+      <w:r>
+        <w:rPr>
+          <w:rFonts w:ascii="IBM Plex Sans Arabic" w:hAnsi="IBM Plex Sans Arabic" w:cs="IBM Plex Sans Arabic" w:eastAsia="IBM Plex Sans Arabic"/>
+          <w:b w:val="0"/>
+          <w:rtl w:val="1"/>
+          <w:cs w:val="1"/>
+        </w:rPr>
+        <w:t xml:space="preserve">الميزانية </w:t>
+      </w:r>
+      <w:r>
+        <w:rPr>
+          <w:rFonts w:ascii="IBM Plex Sans Arabic" w:hAnsi="IBM Plex Sans Arabic" w:cs="IBM Plex Sans Arabic" w:eastAsia="IBM Plex Sans Arabic"/>
+          <w:b w:val="0"/>
+          <w:rtl w:val="0"/>
+        </w:rPr>
+        <w:t xml:space="preserve">/ </w:t>
+      </w:r>
+      <w:r>
+        <w:rPr>
+          <w:rFonts w:ascii="IBM Plex Sans Arabic" w:hAnsi="IBM Plex Sans Arabic" w:cs="IBM Plex Sans Arabic" w:eastAsia="IBM Plex Sans Arabic"/>
+          <w:b w:val="0"/>
+          <w:rtl w:val="1"/>
+          <w:cs w:val="1"/>
+        </w:rPr>
+        <w:t>المهارات المتاحة]</w:t>
       </w:r>
     </w:p>
     <w:p>
@@ -14182,18 +14261,10 @@
         <w:rPr>
           <w:rFonts w:ascii="IBM Plex Sans Arabic" w:hAnsi="IBM Plex Sans Arabic" w:cs="IBM Plex Sans Arabic" w:eastAsia="IBM Plex Sans Arabic"/>
           <w:b w:val="0"/>
-          <w:rtl w:val="0"/>
-        </w:rPr>
-        <w:t xml:space="preserve">3. </w:t>
-      </w:r>
-      <w:r>
-        <w:rPr>
-          <w:rFonts w:ascii="IBM Plex Sans Arabic" w:hAnsi="IBM Plex Sans Arabic" w:cs="IBM Plex Sans Arabic" w:eastAsia="IBM Plex Sans Arabic"/>
-          <w:b w:val="0"/>
-          <w:rtl w:val="1"/>
-          <w:cs w:val="1"/>
-        </w:rPr>
-        <w:t>توصية واحدة، مع الشرط الذي لو تغير لتغيرت التوصية</w:t>
+          <w:rtl w:val="1"/>
+          <w:cs w:val="1"/>
+        </w:rPr>
+        <w:t xml:space="preserve"> </w:t>
       </w:r>
     </w:p>
     <w:p>
@@ -14209,9 +14280,162 @@
         <w:rPr>
           <w:rFonts w:ascii="IBM Plex Sans Arabic" w:hAnsi="IBM Plex Sans Arabic" w:cs="IBM Plex Sans Arabic" w:eastAsia="IBM Plex Sans Arabic"/>
           <w:b w:val="0"/>
-          <w:rtl w:val="0"/>
-        </w:rPr>
-        <w:t xml:space="preserve">4. </w:t>
+          <w:rtl w:val="1"/>
+          <w:cs w:val="1"/>
+        </w:rPr>
+        <w:t>المخرج:</w:t>
+      </w:r>
+    </w:p>
+    <w:p>
+      <w:pPr>
+        <w:pStyle w:val="APLPrompt"/>
+        <w:keepLines w:val="1"/>
+        <w:widowControl w:val="1"/>
+        <w:shd w:val="clear" w:color="auto" w:fill="FBF8F3"/>
+        <w:bidi w:val="1"/>
+        <w:spacing w:after="0"/>
+      </w:pPr>
+      <w:r>
+        <w:rPr>
+          <w:rFonts w:ascii="IBM Plex Sans Arabic" w:hAnsi="IBM Plex Sans Arabic" w:cs="IBM Plex Sans Arabic" w:eastAsia="IBM Plex Sans Arabic"/>
+          <w:b w:val="0"/>
+          <w:rtl w:val="1"/>
+          <w:cs w:val="1"/>
+        </w:rPr>
+        <w:t>أولا</w:t>
+      </w:r>
+      <w:r>
+        <w:rPr>
+          <w:rFonts w:ascii="IBM Plex Sans Arabic" w:hAnsi="IBM Plex Sans Arabic" w:cs="IBM Plex Sans Arabic" w:eastAsia="IBM Plex Sans Arabic"/>
+          <w:b w:val="0"/>
+          <w:rtl w:val="0"/>
+        </w:rPr>
+        <w:t xml:space="preserve">. </w:t>
+      </w:r>
+      <w:r>
+        <w:rPr>
+          <w:rFonts w:ascii="IBM Plex Sans Arabic" w:hAnsi="IBM Plex Sans Arabic" w:cs="IBM Plex Sans Arabic" w:eastAsia="IBM Plex Sans Arabic"/>
+          <w:b w:val="0"/>
+          <w:rtl w:val="1"/>
+          <w:cs w:val="1"/>
+        </w:rPr>
+        <w:t xml:space="preserve">جدول: صف لكل خيار، عمود لكل معيار، تقييم من </w:t>
+      </w:r>
+      <w:r>
+        <w:rPr>
+          <w:rFonts w:ascii="IBM Plex Sans Arabic" w:hAnsi="IBM Plex Sans Arabic" w:cs="IBM Plex Sans Arabic" w:eastAsia="IBM Plex Sans Arabic"/>
+          <w:b w:val="0"/>
+          <w:rtl w:val="0"/>
+        </w:rPr>
+        <w:t xml:space="preserve">5 </w:t>
+      </w:r>
+      <w:r>
+        <w:rPr>
+          <w:rFonts w:ascii="IBM Plex Sans Arabic" w:hAnsi="IBM Plex Sans Arabic" w:cs="IBM Plex Sans Arabic" w:eastAsia="IBM Plex Sans Arabic"/>
+          <w:b w:val="0"/>
+          <w:rtl w:val="1"/>
+          <w:cs w:val="1"/>
+        </w:rPr>
+        <w:t>مع سبب من سطر</w:t>
+      </w:r>
+    </w:p>
+    <w:p>
+      <w:pPr>
+        <w:pStyle w:val="APLPrompt"/>
+        <w:keepLines w:val="1"/>
+        <w:widowControl w:val="1"/>
+        <w:shd w:val="clear" w:color="auto" w:fill="FBF8F3"/>
+        <w:bidi w:val="1"/>
+        <w:spacing w:after="0"/>
+      </w:pPr>
+      <w:r>
+        <w:rPr>
+          <w:rFonts w:ascii="IBM Plex Sans Arabic" w:hAnsi="IBM Plex Sans Arabic" w:cs="IBM Plex Sans Arabic" w:eastAsia="IBM Plex Sans Arabic"/>
+          <w:b w:val="0"/>
+          <w:rtl w:val="1"/>
+          <w:cs w:val="1"/>
+        </w:rPr>
+        <w:t>ثانيا</w:t>
+      </w:r>
+      <w:r>
+        <w:rPr>
+          <w:rFonts w:ascii="IBM Plex Sans Arabic" w:hAnsi="IBM Plex Sans Arabic" w:cs="IBM Plex Sans Arabic" w:eastAsia="IBM Plex Sans Arabic"/>
+          <w:b w:val="0"/>
+          <w:rtl w:val="0"/>
+        </w:rPr>
+        <w:t xml:space="preserve">. </w:t>
+      </w:r>
+      <w:r>
+        <w:rPr>
+          <w:rFonts w:ascii="IBM Plex Sans Arabic" w:hAnsi="IBM Plex Sans Arabic" w:cs="IBM Plex Sans Arabic" w:eastAsia="IBM Plex Sans Arabic"/>
+          <w:b w:val="0"/>
+          <w:rtl w:val="1"/>
+          <w:cs w:val="1"/>
+        </w:rPr>
+        <w:t>ما الذي يجعل كل خيار خاطئا</w:t>
+      </w:r>
+    </w:p>
+    <w:p>
+      <w:pPr>
+        <w:pStyle w:val="APLPrompt"/>
+        <w:keepLines w:val="1"/>
+        <w:widowControl w:val="1"/>
+        <w:shd w:val="clear" w:color="auto" w:fill="FBF8F3"/>
+        <w:bidi w:val="1"/>
+        <w:spacing w:after="0"/>
+      </w:pPr>
+      <w:r>
+        <w:rPr>
+          <w:rFonts w:ascii="IBM Plex Sans Arabic" w:hAnsi="IBM Plex Sans Arabic" w:cs="IBM Plex Sans Arabic" w:eastAsia="IBM Plex Sans Arabic"/>
+          <w:b w:val="0"/>
+          <w:rtl w:val="1"/>
+          <w:cs w:val="1"/>
+        </w:rPr>
+        <w:t>ثالثا</w:t>
+      </w:r>
+      <w:r>
+        <w:rPr>
+          <w:rFonts w:ascii="IBM Plex Sans Arabic" w:hAnsi="IBM Plex Sans Arabic" w:cs="IBM Plex Sans Arabic" w:eastAsia="IBM Plex Sans Arabic"/>
+          <w:b w:val="0"/>
+          <w:rtl w:val="0"/>
+        </w:rPr>
+        <w:t xml:space="preserve">. </w:t>
+      </w:r>
+      <w:r>
+        <w:rPr>
+          <w:rFonts w:ascii="IBM Plex Sans Arabic" w:hAnsi="IBM Plex Sans Arabic" w:cs="IBM Plex Sans Arabic" w:eastAsia="IBM Plex Sans Arabic"/>
+          <w:b w:val="0"/>
+          <w:rtl w:val="1"/>
+          <w:cs w:val="1"/>
+        </w:rPr>
+        <w:t>توصية واحدة، مع الشرط الذي لو تغير لتغيرت التوصية</w:t>
+      </w:r>
+    </w:p>
+    <w:p>
+      <w:pPr>
+        <w:pStyle w:val="APLPrompt"/>
+        <w:keepLines w:val="1"/>
+        <w:widowControl w:val="1"/>
+        <w:shd w:val="clear" w:color="auto" w:fill="FBF8F3"/>
+        <w:bidi w:val="1"/>
+        <w:spacing w:after="0"/>
+      </w:pPr>
+      <w:r>
+        <w:rPr>
+          <w:rFonts w:ascii="IBM Plex Sans Arabic" w:hAnsi="IBM Plex Sans Arabic" w:cs="IBM Plex Sans Arabic" w:eastAsia="IBM Plex Sans Arabic"/>
+          <w:b w:val="0"/>
+          <w:rtl w:val="1"/>
+          <w:cs w:val="1"/>
+        </w:rPr>
+        <w:t>رابعا</w:t>
+      </w:r>
+      <w:r>
+        <w:rPr>
+          <w:rFonts w:ascii="IBM Plex Sans Arabic" w:hAnsi="IBM Plex Sans Arabic" w:cs="IBM Plex Sans Arabic" w:eastAsia="IBM Plex Sans Arabic"/>
+          <w:b w:val="0"/>
+          <w:rtl w:val="0"/>
+        </w:rPr>
+        <w:t xml:space="preserve">. </w:t>
       </w:r>
       <w:r>
         <w:rPr>
@@ -14328,9 +14552,18 @@
         <w:rPr>
           <w:rFonts w:ascii="IBM Plex Sans Arabic" w:hAnsi="IBM Plex Sans Arabic" w:cs="IBM Plex Sans Arabic" w:eastAsia="IBM Plex Sans Arabic"/>
           <w:b w:val="0"/>
-          <w:rtl w:val="0"/>
-        </w:rPr>
-        <w:t xml:space="preserve">1. </w:t>
+          <w:rtl w:val="1"/>
+          <w:cs w:val="1"/>
+        </w:rPr>
+        <w:t>أولا</w:t>
+      </w:r>
+      <w:r>
+        <w:rPr>
+          <w:rFonts w:ascii="IBM Plex Sans Arabic" w:hAnsi="IBM Plex Sans Arabic" w:cs="IBM Plex Sans Arabic" w:eastAsia="IBM Plex Sans Arabic"/>
+          <w:b w:val="0"/>
+          <w:rtl w:val="0"/>
+        </w:rPr>
+        <w:t xml:space="preserve">. </w:t>
       </w:r>
       <w:r>
         <w:rPr>
@@ -14355,9 +14588,18 @@
         <w:rPr>
           <w:rFonts w:ascii="IBM Plex Sans Arabic" w:hAnsi="IBM Plex Sans Arabic" w:cs="IBM Plex Sans Arabic" w:eastAsia="IBM Plex Sans Arabic"/>
           <w:b w:val="0"/>
-          <w:rtl w:val="0"/>
-        </w:rPr>
-        <w:t xml:space="preserve">2. </w:t>
+          <w:rtl w:val="1"/>
+          <w:cs w:val="1"/>
+        </w:rPr>
+        <w:t>ثانيا</w:t>
+      </w:r>
+      <w:r>
+        <w:rPr>
+          <w:rFonts w:ascii="IBM Plex Sans Arabic" w:hAnsi="IBM Plex Sans Arabic" w:cs="IBM Plex Sans Arabic" w:eastAsia="IBM Plex Sans Arabic"/>
+          <w:b w:val="0"/>
+          <w:rtl w:val="0"/>
+        </w:rPr>
+        <w:t xml:space="preserve">. </w:t>
       </w:r>
       <w:r>
         <w:rPr>
@@ -14382,9 +14624,18 @@
         <w:rPr>
           <w:rFonts w:ascii="IBM Plex Sans Arabic" w:hAnsi="IBM Plex Sans Arabic" w:cs="IBM Plex Sans Arabic" w:eastAsia="IBM Plex Sans Arabic"/>
           <w:b w:val="0"/>
-          <w:rtl w:val="0"/>
-        </w:rPr>
-        <w:t xml:space="preserve">3. </w:t>
+          <w:rtl w:val="1"/>
+          <w:cs w:val="1"/>
+        </w:rPr>
+        <w:t>ثالثا</w:t>
+      </w:r>
+      <w:r>
+        <w:rPr>
+          <w:rFonts w:ascii="IBM Plex Sans Arabic" w:hAnsi="IBM Plex Sans Arabic" w:cs="IBM Plex Sans Arabic" w:eastAsia="IBM Plex Sans Arabic"/>
+          <w:b w:val="0"/>
+          <w:rtl w:val="0"/>
+        </w:rPr>
+        <w:t xml:space="preserve">. </w:t>
       </w:r>
       <w:r>
         <w:rPr>
@@ -14605,15 +14856,7 @@
           <w:rtl w:val="1"/>
           <w:cs w:val="1"/>
         </w:rPr>
-        <w:t>الهدف: [الهدف]</w:t>
-      </w:r>
-      <w:r>
-        <w:rPr>
-          <w:rFonts w:ascii="IBM Plex Sans Arabic" w:hAnsi="IBM Plex Sans Arabic" w:cs="IBM Plex Sans Arabic" w:eastAsia="IBM Plex Sans Arabic"/>
-          <w:b w:val="0"/>
-          <w:rtl w:val="0"/>
-        </w:rPr>
-        <w:t>.</w:t>
+        <w:t>الهدف:</w:t>
       </w:r>
     </w:p>
     <w:p>
@@ -14632,7 +14875,7 @@
           <w:rtl w:val="1"/>
           <w:cs w:val="1"/>
         </w:rPr>
-        <w:t>المخرج:</w:t>
+        <w:t>[الهدف]</w:t>
       </w:r>
     </w:p>
     <w:p>
@@ -14648,18 +14891,10 @@
         <w:rPr>
           <w:rFonts w:ascii="IBM Plex Sans Arabic" w:hAnsi="IBM Plex Sans Arabic" w:cs="IBM Plex Sans Arabic" w:eastAsia="IBM Plex Sans Arabic"/>
           <w:b w:val="0"/>
-          <w:rtl w:val="0"/>
-        </w:rPr>
-        <w:t xml:space="preserve">1. </w:t>
-      </w:r>
-      <w:r>
-        <w:rPr>
-          <w:rFonts w:ascii="IBM Plex Sans Arabic" w:hAnsi="IBM Plex Sans Arabic" w:cs="IBM Plex Sans Arabic" w:eastAsia="IBM Plex Sans Arabic"/>
-          <w:b w:val="0"/>
-          <w:rtl w:val="1"/>
-          <w:cs w:val="1"/>
-        </w:rPr>
-        <w:t>ثلاث ملاحظات مدعومة بأرقام من البيانات نفسها</w:t>
+          <w:rtl w:val="1"/>
+          <w:cs w:val="1"/>
+        </w:rPr>
+        <w:t>المخرج:</w:t>
       </w:r>
     </w:p>
     <w:p>
@@ -14675,18 +14910,27 @@
         <w:rPr>
           <w:rFonts w:ascii="IBM Plex Sans Arabic" w:hAnsi="IBM Plex Sans Arabic" w:cs="IBM Plex Sans Arabic" w:eastAsia="IBM Plex Sans Arabic"/>
           <w:b w:val="0"/>
-          <w:rtl w:val="0"/>
-        </w:rPr>
-        <w:t xml:space="preserve">2. </w:t>
-      </w:r>
-      <w:r>
-        <w:rPr>
-          <w:rFonts w:ascii="IBM Plex Sans Arabic" w:hAnsi="IBM Plex Sans Arabic" w:cs="IBM Plex Sans Arabic" w:eastAsia="IBM Plex Sans Arabic"/>
-          <w:b w:val="0"/>
-          <w:rtl w:val="1"/>
-          <w:cs w:val="1"/>
-        </w:rPr>
-        <w:t>أي شذوذ أو قيمة تبدو خاطئة</w:t>
+          <w:rtl w:val="1"/>
+          <w:cs w:val="1"/>
+        </w:rPr>
+        <w:t>أولا</w:t>
+      </w:r>
+      <w:r>
+        <w:rPr>
+          <w:rFonts w:ascii="IBM Plex Sans Arabic" w:hAnsi="IBM Plex Sans Arabic" w:cs="IBM Plex Sans Arabic" w:eastAsia="IBM Plex Sans Arabic"/>
+          <w:b w:val="0"/>
+          <w:rtl w:val="0"/>
+        </w:rPr>
+        <w:t xml:space="preserve">. </w:t>
+      </w:r>
+      <w:r>
+        <w:rPr>
+          <w:rFonts w:ascii="IBM Plex Sans Arabic" w:hAnsi="IBM Plex Sans Arabic" w:cs="IBM Plex Sans Arabic" w:eastAsia="IBM Plex Sans Arabic"/>
+          <w:b w:val="0"/>
+          <w:rtl w:val="1"/>
+          <w:cs w:val="1"/>
+        </w:rPr>
+        <w:t>ثلاث ملاحظات مدعومة بأرقام من البيانات نفسها</w:t>
       </w:r>
     </w:p>
     <w:p>
@@ -14702,9 +14946,54 @@
         <w:rPr>
           <w:rFonts w:ascii="IBM Plex Sans Arabic" w:hAnsi="IBM Plex Sans Arabic" w:cs="IBM Plex Sans Arabic" w:eastAsia="IBM Plex Sans Arabic"/>
           <w:b w:val="0"/>
-          <w:rtl w:val="0"/>
-        </w:rPr>
-        <w:t xml:space="preserve">3. </w:t>
+          <w:rtl w:val="1"/>
+          <w:cs w:val="1"/>
+        </w:rPr>
+        <w:t>ثانيا</w:t>
+      </w:r>
+      <w:r>
+        <w:rPr>
+          <w:rFonts w:ascii="IBM Plex Sans Arabic" w:hAnsi="IBM Plex Sans Arabic" w:cs="IBM Plex Sans Arabic" w:eastAsia="IBM Plex Sans Arabic"/>
+          <w:b w:val="0"/>
+          <w:rtl w:val="0"/>
+        </w:rPr>
+        <w:t xml:space="preserve">. </w:t>
+      </w:r>
+      <w:r>
+        <w:rPr>
+          <w:rFonts w:ascii="IBM Plex Sans Arabic" w:hAnsi="IBM Plex Sans Arabic" w:cs="IBM Plex Sans Arabic" w:eastAsia="IBM Plex Sans Arabic"/>
+          <w:b w:val="0"/>
+          <w:rtl w:val="1"/>
+          <w:cs w:val="1"/>
+        </w:rPr>
+        <w:t>أي شذوذ أو قيمة تبدو خاطئة</w:t>
+      </w:r>
+    </w:p>
+    <w:p>
+      <w:pPr>
+        <w:pStyle w:val="APLPrompt"/>
+        <w:keepLines w:val="1"/>
+        <w:widowControl w:val="1"/>
+        <w:shd w:val="clear" w:color="auto" w:fill="FBF8F3"/>
+        <w:bidi w:val="1"/>
+        <w:spacing w:after="0"/>
+      </w:pPr>
+      <w:r>
+        <w:rPr>
+          <w:rFonts w:ascii="IBM Plex Sans Arabic" w:hAnsi="IBM Plex Sans Arabic" w:cs="IBM Plex Sans Arabic" w:eastAsia="IBM Plex Sans Arabic"/>
+          <w:b w:val="0"/>
+          <w:rtl w:val="1"/>
+          <w:cs w:val="1"/>
+        </w:rPr>
+        <w:t>ثالثا</w:t>
+      </w:r>
+      <w:r>
+        <w:rPr>
+          <w:rFonts w:ascii="IBM Plex Sans Arabic" w:hAnsi="IBM Plex Sans Arabic" w:cs="IBM Plex Sans Arabic" w:eastAsia="IBM Plex Sans Arabic"/>
+          <w:b w:val="0"/>
+          <w:rtl w:val="0"/>
+        </w:rPr>
+        <w:t xml:space="preserve">. </w:t>
       </w:r>
       <w:r>
         <w:rPr>
@@ -14920,7 +15209,7 @@
           <w:rtl w:val="1"/>
           <w:cs w:val="1"/>
         </w:rPr>
-        <w:t>هذا كود بلغة [لغة البرمجة]:</w:t>
+        <w:t>هذا كود بلغة</w:t>
       </w:r>
     </w:p>
     <w:p>
@@ -14939,7 +15228,7 @@
           <w:rtl w:val="1"/>
           <w:cs w:val="1"/>
         </w:rPr>
-        <w:t xml:space="preserve"> </w:t>
+        <w:t>[لغة البرمجة]</w:t>
       </w:r>
     </w:p>
     <w:p>
@@ -14958,7 +15247,7 @@
           <w:rtl w:val="1"/>
           <w:cs w:val="1"/>
         </w:rPr>
-        <w:t>[الكود]</w:t>
+        <w:t xml:space="preserve"> </w:t>
       </w:r>
     </w:p>
     <w:p>
@@ -14977,7 +15266,7 @@
           <w:rtl w:val="1"/>
           <w:cs w:val="1"/>
         </w:rPr>
-        <w:t xml:space="preserve"> </w:t>
+        <w:t>[الكود]</w:t>
       </w:r>
     </w:p>
     <w:p>
@@ -14996,7 +15285,7 @@
           <w:rtl w:val="1"/>
           <w:cs w:val="1"/>
         </w:rPr>
-        <w:t>المطلوب:</w:t>
+        <w:t xml:space="preserve"> </w:t>
       </w:r>
     </w:p>
     <w:p>
@@ -15012,18 +15301,10 @@
         <w:rPr>
           <w:rFonts w:ascii="IBM Plex Sans Arabic" w:hAnsi="IBM Plex Sans Arabic" w:cs="IBM Plex Sans Arabic" w:eastAsia="IBM Plex Sans Arabic"/>
           <w:b w:val="0"/>
-          <w:rtl w:val="0"/>
-        </w:rPr>
-        <w:t xml:space="preserve">1. </w:t>
-      </w:r>
-      <w:r>
-        <w:rPr>
-          <w:rFonts w:ascii="IBM Plex Sans Arabic" w:hAnsi="IBM Plex Sans Arabic" w:cs="IBM Plex Sans Arabic" w:eastAsia="IBM Plex Sans Arabic"/>
-          <w:b w:val="0"/>
-          <w:rtl w:val="1"/>
-          <w:cs w:val="1"/>
-        </w:rPr>
-        <w:t>اشرح ما يفعله سطرا بسطر للأجزاء غير الواضحة</w:t>
+          <w:rtl w:val="1"/>
+          <w:cs w:val="1"/>
+        </w:rPr>
+        <w:t>المطلوب:</w:t>
       </w:r>
     </w:p>
     <w:p>
@@ -15039,18 +15320,27 @@
         <w:rPr>
           <w:rFonts w:ascii="IBM Plex Sans Arabic" w:hAnsi="IBM Plex Sans Arabic" w:cs="IBM Plex Sans Arabic" w:eastAsia="IBM Plex Sans Arabic"/>
           <w:b w:val="0"/>
-          <w:rtl w:val="0"/>
-        </w:rPr>
-        <w:t xml:space="preserve">2. </w:t>
-      </w:r>
-      <w:r>
-        <w:rPr>
-          <w:rFonts w:ascii="IBM Plex Sans Arabic" w:hAnsi="IBM Plex Sans Arabic" w:cs="IBM Plex Sans Arabic" w:eastAsia="IBM Plex Sans Arabic"/>
-          <w:b w:val="0"/>
-          <w:rtl w:val="1"/>
-          <w:cs w:val="1"/>
-        </w:rPr>
-        <w:t>ما الحالات الحدية التي سيفشل فيها</w:t>
+          <w:rtl w:val="1"/>
+          <w:cs w:val="1"/>
+        </w:rPr>
+        <w:t>أولا</w:t>
+      </w:r>
+      <w:r>
+        <w:rPr>
+          <w:rFonts w:ascii="IBM Plex Sans Arabic" w:hAnsi="IBM Plex Sans Arabic" w:cs="IBM Plex Sans Arabic" w:eastAsia="IBM Plex Sans Arabic"/>
+          <w:b w:val="0"/>
+          <w:rtl w:val="0"/>
+        </w:rPr>
+        <w:t xml:space="preserve">. </w:t>
+      </w:r>
+      <w:r>
+        <w:rPr>
+          <w:rFonts w:ascii="IBM Plex Sans Arabic" w:hAnsi="IBM Plex Sans Arabic" w:cs="IBM Plex Sans Arabic" w:eastAsia="IBM Plex Sans Arabic"/>
+          <w:b w:val="0"/>
+          <w:rtl w:val="1"/>
+          <w:cs w:val="1"/>
+        </w:rPr>
+        <w:t>اشرح ما يفعله سطرا بسطر للأجزاء غير الواضحة</w:t>
       </w:r>
     </w:p>
     <w:p>
@@ -15066,18 +15356,27 @@
         <w:rPr>
           <w:rFonts w:ascii="IBM Plex Sans Arabic" w:hAnsi="IBM Plex Sans Arabic" w:cs="IBM Plex Sans Arabic" w:eastAsia="IBM Plex Sans Arabic"/>
           <w:b w:val="0"/>
-          <w:rtl w:val="0"/>
-        </w:rPr>
-        <w:t xml:space="preserve">3. </w:t>
-      </w:r>
-      <w:r>
-        <w:rPr>
-          <w:rFonts w:ascii="IBM Plex Sans Arabic" w:hAnsi="IBM Plex Sans Arabic" w:cs="IBM Plex Sans Arabic" w:eastAsia="IBM Plex Sans Arabic"/>
-          <w:b w:val="0"/>
-          <w:rtl w:val="1"/>
-          <w:cs w:val="1"/>
-        </w:rPr>
-        <w:t>ما المشكلات الأمنية إن وجدت</w:t>
+          <w:rtl w:val="1"/>
+          <w:cs w:val="1"/>
+        </w:rPr>
+        <w:t>ثانيا</w:t>
+      </w:r>
+      <w:r>
+        <w:rPr>
+          <w:rFonts w:ascii="IBM Plex Sans Arabic" w:hAnsi="IBM Plex Sans Arabic" w:cs="IBM Plex Sans Arabic" w:eastAsia="IBM Plex Sans Arabic"/>
+          <w:b w:val="0"/>
+          <w:rtl w:val="0"/>
+        </w:rPr>
+        <w:t xml:space="preserve">. </w:t>
+      </w:r>
+      <w:r>
+        <w:rPr>
+          <w:rFonts w:ascii="IBM Plex Sans Arabic" w:hAnsi="IBM Plex Sans Arabic" w:cs="IBM Plex Sans Arabic" w:eastAsia="IBM Plex Sans Arabic"/>
+          <w:b w:val="0"/>
+          <w:rtl w:val="1"/>
+          <w:cs w:val="1"/>
+        </w:rPr>
+        <w:t>ما الحالات الحدية التي سيفشل فيها</w:t>
       </w:r>
     </w:p>
     <w:p>
@@ -15093,9 +15392,54 @@
         <w:rPr>
           <w:rFonts w:ascii="IBM Plex Sans Arabic" w:hAnsi="IBM Plex Sans Arabic" w:cs="IBM Plex Sans Arabic" w:eastAsia="IBM Plex Sans Arabic"/>
           <w:b w:val="0"/>
-          <w:rtl w:val="0"/>
-        </w:rPr>
-        <w:t xml:space="preserve">4. </w:t>
+          <w:rtl w:val="1"/>
+          <w:cs w:val="1"/>
+        </w:rPr>
+        <w:t>ثالثا</w:t>
+      </w:r>
+      <w:r>
+        <w:rPr>
+          <w:rFonts w:ascii="IBM Plex Sans Arabic" w:hAnsi="IBM Plex Sans Arabic" w:cs="IBM Plex Sans Arabic" w:eastAsia="IBM Plex Sans Arabic"/>
+          <w:b w:val="0"/>
+          <w:rtl w:val="0"/>
+        </w:rPr>
+        <w:t xml:space="preserve">. </w:t>
+      </w:r>
+      <w:r>
+        <w:rPr>
+          <w:rFonts w:ascii="IBM Plex Sans Arabic" w:hAnsi="IBM Plex Sans Arabic" w:cs="IBM Plex Sans Arabic" w:eastAsia="IBM Plex Sans Arabic"/>
+          <w:b w:val="0"/>
+          <w:rtl w:val="1"/>
+          <w:cs w:val="1"/>
+        </w:rPr>
+        <w:t>ما المشكلات الأمنية إن وجدت</w:t>
+      </w:r>
+    </w:p>
+    <w:p>
+      <w:pPr>
+        <w:pStyle w:val="APLPrompt"/>
+        <w:keepLines w:val="1"/>
+        <w:widowControl w:val="1"/>
+        <w:shd w:val="clear" w:color="auto" w:fill="FBF8F3"/>
+        <w:bidi w:val="1"/>
+        <w:spacing w:after="0"/>
+      </w:pPr>
+      <w:r>
+        <w:rPr>
+          <w:rFonts w:ascii="IBM Plex Sans Arabic" w:hAnsi="IBM Plex Sans Arabic" w:cs="IBM Plex Sans Arabic" w:eastAsia="IBM Plex Sans Arabic"/>
+          <w:b w:val="0"/>
+          <w:rtl w:val="1"/>
+          <w:cs w:val="1"/>
+        </w:rPr>
+        <w:t>رابعا</w:t>
+      </w:r>
+      <w:r>
+        <w:rPr>
+          <w:rFonts w:ascii="IBM Plex Sans Arabic" w:hAnsi="IBM Plex Sans Arabic" w:cs="IBM Plex Sans Arabic" w:eastAsia="IBM Plex Sans Arabic"/>
+          <w:b w:val="0"/>
+          <w:rtl w:val="0"/>
+        </w:rPr>
+        <w:t xml:space="preserve">. </w:t>
       </w:r>
       <w:r>
         <w:rPr>
@@ -15968,7 +16312,7 @@
           <w:rtl w:val="1"/>
           <w:cs w:val="1"/>
         </w:rPr>
-        <w:t>قائم على الجلسة ويُعاد ضبطه كل خمس ساعات</w:t>
+        <w:t>قائم على الجلسة ويعاد ضبطه كل خمس ساعات</w:t>
       </w:r>
       <w:r>
         <w:rPr>
@@ -16002,7 +16346,7 @@
           <w:rtl w:val="1"/>
           <w:cs w:val="1"/>
         </w:rPr>
-        <w:t>حدا أسبوعيا يسري على كل النماذج، ويُعاد ضبطه في وقت ثابت كل أسبوع مخصص لحسابك، ولا يتغير هذا الموعد بحسب وقت بدء استخدامك</w:t>
+        <w:t>حدا أسبوعيا يسري على كل النماذج، ويعاد ضبطه في وقت ثابت كل أسبوع مخصص لحسابك، ولا يتغير هذا الموعد بحسب وقت بدء استخدامك</w:t>
       </w:r>
       <w:r>
         <w:rPr>
@@ -16104,7 +16448,7 @@
           <w:rtl w:val="1"/>
           <w:cs w:val="1"/>
         </w:rPr>
-        <w:t>ما لم يُتحقق منه</w:t>
+        <w:t>ما لم يتحقق منه</w:t>
       </w:r>
     </w:p>
     <w:p>
@@ -16142,7 +16486,7 @@
           <w:rtl w:val="1"/>
           <w:cs w:val="1"/>
         </w:rPr>
-        <w:t>والحدود الدقيقة لكل خطة قد تُحدَث</w:t>
+        <w:t>والحدود الدقيقة لكل خطة قد تحدث</w:t>
       </w:r>
       <w:r>
         <w:rPr>
@@ -16907,7 +17251,7 @@
           <w:rtl w:val="1"/>
           <w:cs w:val="1"/>
         </w:rPr>
-        <w:t>أعطِ أمثلة بدل أوصاف عندما يهمك الشكل والنبرة</w:t>
+        <w:t>أعط أمثلة بدل أوصاف عندما يهمك الشكل والنبرة</w:t>
       </w:r>
       <w:r>
         <w:rPr>
@@ -17234,7 +17578,7 @@
           <w:rtl w:val="1"/>
           <w:cs w:val="1"/>
         </w:rPr>
-        <w:t>الهدف: [الهدف]</w:t>
+        <w:t>الهدف:</w:t>
       </w:r>
     </w:p>
     <w:p>
@@ -17253,7 +17597,7 @@
           <w:rtl w:val="1"/>
           <w:cs w:val="1"/>
         </w:rPr>
-        <w:t>السياق: [لمن، وأين يُستخدم، ولماذا]</w:t>
+        <w:t>[الهدف]</w:t>
       </w:r>
     </w:p>
     <w:p>
@@ -17272,7 +17616,7 @@
           <w:rtl w:val="1"/>
           <w:cs w:val="1"/>
         </w:rPr>
-        <w:t>المدخلات: [الملفات أو النصوص]</w:t>
+        <w:t>السياق:</w:t>
       </w:r>
     </w:p>
     <w:p>
@@ -17291,7 +17635,7 @@
           <w:rtl w:val="1"/>
           <w:cs w:val="1"/>
         </w:rPr>
-        <w:t>القيود: [الطول، اللغة، ما يُتجنب]</w:t>
+        <w:t>[لمن، وأين يستخدم، ولماذا]</w:t>
       </w:r>
     </w:p>
     <w:p>
@@ -17310,41 +17654,7 @@
           <w:rtl w:val="1"/>
           <w:cs w:val="1"/>
         </w:rPr>
-        <w:t xml:space="preserve">شكل المخرج: [جدول </w:t>
-      </w:r>
-      <w:r>
-        <w:rPr>
-          <w:rFonts w:ascii="IBM Plex Sans Arabic" w:hAnsi="IBM Plex Sans Arabic" w:cs="IBM Plex Sans Arabic" w:eastAsia="IBM Plex Sans Arabic"/>
-          <w:b w:val="0"/>
-          <w:rtl w:val="0"/>
-        </w:rPr>
-        <w:t xml:space="preserve">/ </w:t>
-      </w:r>
-      <w:r>
-        <w:rPr>
-          <w:rFonts w:ascii="IBM Plex Sans Arabic" w:hAnsi="IBM Plex Sans Arabic" w:cs="IBM Plex Sans Arabic" w:eastAsia="IBM Plex Sans Arabic"/>
-          <w:b w:val="0"/>
-          <w:rtl w:val="1"/>
-          <w:cs w:val="1"/>
-        </w:rPr>
-        <w:t xml:space="preserve">نقاط </w:t>
-      </w:r>
-      <w:r>
-        <w:rPr>
-          <w:rFonts w:ascii="IBM Plex Sans Arabic" w:hAnsi="IBM Plex Sans Arabic" w:cs="IBM Plex Sans Arabic" w:eastAsia="IBM Plex Sans Arabic"/>
-          <w:b w:val="0"/>
-          <w:rtl w:val="0"/>
-        </w:rPr>
-        <w:t xml:space="preserve">/ </w:t>
-      </w:r>
-      <w:r>
-        <w:rPr>
-          <w:rFonts w:ascii="IBM Plex Sans Arabic" w:hAnsi="IBM Plex Sans Arabic" w:cs="IBM Plex Sans Arabic" w:eastAsia="IBM Plex Sans Arabic"/>
-          <w:b w:val="0"/>
-          <w:rtl w:val="1"/>
-          <w:cs w:val="1"/>
-        </w:rPr>
-        <w:t>فقرات]</w:t>
+        <w:t>المدخلات:</w:t>
       </w:r>
     </w:p>
     <w:p>
@@ -17363,7 +17673,155 @@
           <w:rtl w:val="1"/>
           <w:cs w:val="1"/>
         </w:rPr>
-        <w:t>معيار النجاح: [متى نعتبره جيدا]</w:t>
+        <w:t>[الملفات أو النصوص]</w:t>
+      </w:r>
+    </w:p>
+    <w:p>
+      <w:pPr>
+        <w:pStyle w:val="APLPrompt"/>
+        <w:keepLines w:val="1"/>
+        <w:widowControl w:val="1"/>
+        <w:shd w:val="clear" w:color="auto" w:fill="FBF8F3"/>
+        <w:bidi w:val="1"/>
+        <w:spacing w:after="0"/>
+      </w:pPr>
+      <w:r>
+        <w:rPr>
+          <w:rFonts w:ascii="IBM Plex Sans Arabic" w:hAnsi="IBM Plex Sans Arabic" w:cs="IBM Plex Sans Arabic" w:eastAsia="IBM Plex Sans Arabic"/>
+          <w:b w:val="0"/>
+          <w:rtl w:val="1"/>
+          <w:cs w:val="1"/>
+        </w:rPr>
+        <w:t>القيود:</w:t>
+      </w:r>
+    </w:p>
+    <w:p>
+      <w:pPr>
+        <w:pStyle w:val="APLPrompt"/>
+        <w:keepLines w:val="1"/>
+        <w:widowControl w:val="1"/>
+        <w:shd w:val="clear" w:color="auto" w:fill="FBF8F3"/>
+        <w:bidi w:val="1"/>
+        <w:spacing w:after="0"/>
+      </w:pPr>
+      <w:r>
+        <w:rPr>
+          <w:rFonts w:ascii="IBM Plex Sans Arabic" w:hAnsi="IBM Plex Sans Arabic" w:cs="IBM Plex Sans Arabic" w:eastAsia="IBM Plex Sans Arabic"/>
+          <w:b w:val="0"/>
+          <w:rtl w:val="1"/>
+          <w:cs w:val="1"/>
+        </w:rPr>
+        <w:t>[الطول، اللغة، ما يتجنب]</w:t>
+      </w:r>
+    </w:p>
+    <w:p>
+      <w:pPr>
+        <w:pStyle w:val="APLPrompt"/>
+        <w:keepLines w:val="1"/>
+        <w:widowControl w:val="1"/>
+        <w:shd w:val="clear" w:color="auto" w:fill="FBF8F3"/>
+        <w:bidi w:val="1"/>
+        <w:spacing w:after="0"/>
+      </w:pPr>
+      <w:r>
+        <w:rPr>
+          <w:rFonts w:ascii="IBM Plex Sans Arabic" w:hAnsi="IBM Plex Sans Arabic" w:cs="IBM Plex Sans Arabic" w:eastAsia="IBM Plex Sans Arabic"/>
+          <w:b w:val="0"/>
+          <w:rtl w:val="1"/>
+          <w:cs w:val="1"/>
+        </w:rPr>
+        <w:t>شكل المخرج:</w:t>
+      </w:r>
+    </w:p>
+    <w:p>
+      <w:pPr>
+        <w:pStyle w:val="APLPrompt"/>
+        <w:keepLines w:val="1"/>
+        <w:widowControl w:val="1"/>
+        <w:shd w:val="clear" w:color="auto" w:fill="FBF8F3"/>
+        <w:bidi w:val="1"/>
+        <w:spacing w:after="0"/>
+      </w:pPr>
+      <w:r>
+        <w:rPr>
+          <w:rFonts w:ascii="IBM Plex Sans Arabic" w:hAnsi="IBM Plex Sans Arabic" w:cs="IBM Plex Sans Arabic" w:eastAsia="IBM Plex Sans Arabic"/>
+          <w:b w:val="0"/>
+          <w:rtl w:val="1"/>
+          <w:cs w:val="1"/>
+        </w:rPr>
+        <w:t xml:space="preserve">[جدول </w:t>
+      </w:r>
+      <w:r>
+        <w:rPr>
+          <w:rFonts w:ascii="IBM Plex Sans Arabic" w:hAnsi="IBM Plex Sans Arabic" w:cs="IBM Plex Sans Arabic" w:eastAsia="IBM Plex Sans Arabic"/>
+          <w:b w:val="0"/>
+          <w:rtl w:val="0"/>
+        </w:rPr>
+        <w:t xml:space="preserve">/ </w:t>
+      </w:r>
+      <w:r>
+        <w:rPr>
+          <w:rFonts w:ascii="IBM Plex Sans Arabic" w:hAnsi="IBM Plex Sans Arabic" w:cs="IBM Plex Sans Arabic" w:eastAsia="IBM Plex Sans Arabic"/>
+          <w:b w:val="0"/>
+          <w:rtl w:val="1"/>
+          <w:cs w:val="1"/>
+        </w:rPr>
+        <w:t xml:space="preserve">نقاط </w:t>
+      </w:r>
+      <w:r>
+        <w:rPr>
+          <w:rFonts w:ascii="IBM Plex Sans Arabic" w:hAnsi="IBM Plex Sans Arabic" w:cs="IBM Plex Sans Arabic" w:eastAsia="IBM Plex Sans Arabic"/>
+          <w:b w:val="0"/>
+          <w:rtl w:val="0"/>
+        </w:rPr>
+        <w:t xml:space="preserve">/ </w:t>
+      </w:r>
+      <w:r>
+        <w:rPr>
+          <w:rFonts w:ascii="IBM Plex Sans Arabic" w:hAnsi="IBM Plex Sans Arabic" w:cs="IBM Plex Sans Arabic" w:eastAsia="IBM Plex Sans Arabic"/>
+          <w:b w:val="0"/>
+          <w:rtl w:val="1"/>
+          <w:cs w:val="1"/>
+        </w:rPr>
+        <w:t>فقرات]</w:t>
+      </w:r>
+    </w:p>
+    <w:p>
+      <w:pPr>
+        <w:pStyle w:val="APLPrompt"/>
+        <w:keepLines w:val="1"/>
+        <w:widowControl w:val="1"/>
+        <w:shd w:val="clear" w:color="auto" w:fill="FBF8F3"/>
+        <w:bidi w:val="1"/>
+        <w:spacing w:after="0"/>
+      </w:pPr>
+      <w:r>
+        <w:rPr>
+          <w:rFonts w:ascii="IBM Plex Sans Arabic" w:hAnsi="IBM Plex Sans Arabic" w:cs="IBM Plex Sans Arabic" w:eastAsia="IBM Plex Sans Arabic"/>
+          <w:b w:val="0"/>
+          <w:rtl w:val="1"/>
+          <w:cs w:val="1"/>
+        </w:rPr>
+        <w:t>معيار النجاح:</w:t>
+      </w:r>
+    </w:p>
+    <w:p>
+      <w:pPr>
+        <w:pStyle w:val="APLPrompt"/>
+        <w:keepLines w:val="1"/>
+        <w:widowControl w:val="1"/>
+        <w:shd w:val="clear" w:color="auto" w:fill="FBF8F3"/>
+        <w:bidi w:val="1"/>
+        <w:spacing w:after="0"/>
+      </w:pPr>
+      <w:r>
+        <w:rPr>
+          <w:rFonts w:ascii="IBM Plex Sans Arabic" w:hAnsi="IBM Plex Sans Arabic" w:cs="IBM Plex Sans Arabic" w:eastAsia="IBM Plex Sans Arabic"/>
+          <w:b w:val="0"/>
+          <w:rtl w:val="1"/>
+          <w:cs w:val="1"/>
+        </w:rPr>
+        <w:t>[متى نعتبره جيدا]</w:t>
       </w:r>
     </w:p>
     <w:p>
@@ -19108,7 +19566,7 @@
           <w:rtl w:val="1"/>
           <w:cs w:val="1"/>
         </w:rPr>
-        <w:t>لمن يريد أن يتعلم فعلا لا أن يُكتب له</w:t>
+        <w:t>لمن يريد أن يتعلم فعلا لا أن يكتب له</w:t>
       </w:r>
       <w:r>
         <w:rPr>

--- a/AI_Arabic_Product_Library/01_Claude_Guide/Claude_Guide_Arabic_Final.docx
+++ b/AI_Arabic_Product_Library/01_Claude_Guide/Claude_Guide_Arabic_Final.docx
@@ -4,203 +4,55 @@
   <w:body>
     <w:p>
       <w:pPr>
-        <w:pStyle w:val="APLBody"/>
-        <w:widowControl w:val="1"/>
-        <w:bidi w:val="1"/>
-        <w:spacing w:after="1800"/>
-      </w:pPr>
-    </w:p>
-    <w:p>
-      <w:pPr>
-        <w:pStyle w:val="APLBody"/>
-        <w:widowControl w:val="1"/>
-        <w:bidi w:val="1"/>
-      </w:pPr>
-      <w:r>
-        <w:rPr>
-          <w:rFonts w:ascii="IBM Plex Sans Arabic" w:hAnsi="IBM Plex Sans Arabic" w:cs="IBM Plex Sans Arabic" w:eastAsia="IBM Plex Sans Arabic"/>
-          <w:b/>
-          <w:bCs w:val="1"/>
-          <w:color w:val="C2683A"/>
-          <w:sz w:val="22"/>
-          <w:szCs w:val="22"/>
-          <w:rtl w:val="1"/>
-          <w:cs w:val="1"/>
-        </w:rPr>
-        <w:t>دليل عملي بالعربية</w:t>
-      </w:r>
-    </w:p>
-    <w:p>
-      <w:pPr>
-        <w:pStyle w:val="APLTitle"/>
-        <w:widowControl w:val="1"/>
-        <w:bidi w:val="1"/>
-      </w:pPr>
-      <w:r>
-        <w:rPr>
-          <w:rFonts w:ascii="IBM Plex Sans Arabic" w:hAnsi="IBM Plex Sans Arabic" w:cs="IBM Plex Sans Arabic" w:eastAsia="IBM Plex Sans Arabic"/>
-          <w:b w:val="0"/>
-          <w:rtl w:val="1"/>
-          <w:cs w:val="1"/>
-        </w:rPr>
-        <w:t xml:space="preserve">دليل </w:t>
-      </w:r>
-      <w:r>
-        <w:rPr>
-          <w:rFonts w:ascii="IBM Plex Sans Arabic" w:hAnsi="IBM Plex Sans Arabic" w:cs="IBM Plex Sans Arabic" w:eastAsia="IBM Plex Sans Arabic"/>
-          <w:b w:val="0"/>
-          <w:rtl w:val="0"/>
-        </w:rPr>
-        <w:t xml:space="preserve">Claude </w:t>
-      </w:r>
-      <w:r>
-        <w:rPr>
-          <w:rFonts w:ascii="IBM Plex Sans Arabic" w:hAnsi="IBM Plex Sans Arabic" w:cs="IBM Plex Sans Arabic" w:eastAsia="IBM Plex Sans Arabic"/>
-          <w:b w:val="0"/>
-          <w:rtl w:val="1"/>
-          <w:cs w:val="1"/>
-        </w:rPr>
-        <w:t>العملي</w:t>
-      </w:r>
-    </w:p>
-    <w:p>
-      <w:pPr>
-        <w:pStyle w:val="APLSubtitle"/>
-        <w:widowControl w:val="1"/>
-        <w:bidi w:val="1"/>
-      </w:pPr>
-      <w:r>
-        <w:rPr>
-          <w:rFonts w:ascii="IBM Plex Sans Arabic" w:hAnsi="IBM Plex Sans Arabic" w:cs="IBM Plex Sans Arabic" w:eastAsia="IBM Plex Sans Arabic"/>
-          <w:b w:val="0"/>
-          <w:rtl w:val="1"/>
-          <w:cs w:val="1"/>
-        </w:rPr>
-        <w:t xml:space="preserve">من أول محادثة إلى البحث والتحليل والملفات والمشاريع والعمل الاحترافي بأحدث ميزات </w:t>
-      </w:r>
-      <w:r>
-        <w:rPr>
-          <w:rFonts w:ascii="IBM Plex Sans Arabic" w:hAnsi="IBM Plex Sans Arabic" w:cs="IBM Plex Sans Arabic" w:eastAsia="IBM Plex Sans Arabic"/>
-          <w:b w:val="0"/>
-          <w:rtl w:val="0"/>
-        </w:rPr>
-        <w:t>Claude</w:t>
-      </w:r>
-    </w:p>
-    <w:p>
-      <w:pPr>
-        <w:pStyle w:val="APLBody"/>
-        <w:widowControl w:val="1"/>
-        <w:bidi w:val="1"/>
-        <w:spacing w:after="480"/>
-      </w:pPr>
-    </w:p>
-    <w:p>
-      <w:pPr>
-        <w:pStyle w:val="APLBody"/>
-        <w:widowControl w:val="1"/>
-        <w:bidi w:val="1"/>
-      </w:pPr>
-      <w:r>
-        <w:rPr>
-          <w:rFonts w:ascii="IBM Plex Sans Arabic" w:hAnsi="IBM Plex Sans Arabic" w:cs="IBM Plex Sans Arabic" w:eastAsia="IBM Plex Sans Arabic"/>
-          <w:b w:val="0"/>
-          <w:color w:val="6E665A"/>
-          <w:sz w:val="20"/>
-          <w:szCs w:val="20"/>
-          <w:rtl w:val="0"/>
-        </w:rPr>
-        <w:t xml:space="preserve">14 </w:t>
-      </w:r>
-      <w:r>
-        <w:rPr>
-          <w:rFonts w:ascii="IBM Plex Sans Arabic" w:hAnsi="IBM Plex Sans Arabic" w:cs="IBM Plex Sans Arabic" w:eastAsia="IBM Plex Sans Arabic"/>
-          <w:b w:val="0"/>
-          <w:color w:val="6E665A"/>
-          <w:sz w:val="20"/>
-          <w:szCs w:val="20"/>
-          <w:rtl w:val="1"/>
-          <w:cs w:val="1"/>
-        </w:rPr>
-        <w:t xml:space="preserve">فصلا · أمثلة تطبيقية · محدث في سبتمبر </w:t>
-      </w:r>
-      <w:r>
-        <w:rPr>
-          <w:rFonts w:ascii="IBM Plex Sans Arabic" w:hAnsi="IBM Plex Sans Arabic" w:cs="IBM Plex Sans Arabic" w:eastAsia="IBM Plex Sans Arabic"/>
-          <w:b w:val="0"/>
-          <w:color w:val="6E665A"/>
-          <w:sz w:val="20"/>
-          <w:szCs w:val="20"/>
-          <w:rtl w:val="0"/>
-        </w:rPr>
-        <w:t>2026</w:t>
-      </w:r>
-    </w:p>
-    <w:p>
-      <w:pPr>
-        <w:pStyle w:val="APLBody"/>
-        <w:widowControl w:val="1"/>
-        <w:bidi w:val="1"/>
-        <w:spacing w:after="800"/>
-      </w:pPr>
-    </w:p>
-    <w:p>
-      <w:pPr>
-        <w:pStyle w:val="APLH3"/>
-        <w:widowControl w:val="1"/>
-        <w:bidi w:val="1"/>
-      </w:pPr>
-      <w:r>
-        <w:rPr>
-          <w:rFonts w:ascii="IBM Plex Sans Arabic" w:hAnsi="IBM Plex Sans Arabic" w:cs="IBM Plex Sans Arabic" w:eastAsia="IBM Plex Sans Arabic"/>
-          <w:b w:val="0"/>
-          <w:color w:val="C2683A"/>
-          <w:rtl w:val="0"/>
-        </w:rPr>
-        <w:t>CLAUDE</w:t>
-      </w:r>
-    </w:p>
-    <w:p>
-      <w:pPr>
-        <w:pStyle w:val="APLBody"/>
-        <w:widowControl w:val="1"/>
-        <w:bidi w:val="1"/>
-      </w:pPr>
-      <w:r>
-        <w:rPr>
-          <w:rFonts w:ascii="IBM Plex Sans Arabic" w:hAnsi="IBM Plex Sans Arabic" w:cs="IBM Plex Sans Arabic" w:eastAsia="IBM Plex Sans Arabic"/>
-          <w:b/>
-          <w:bCs w:val="1"/>
-          <w:sz w:val="20"/>
-          <w:szCs w:val="20"/>
-          <w:rtl w:val="1"/>
-          <w:cs w:val="1"/>
-        </w:rPr>
-        <w:t>برومبتات عربية</w:t>
-      </w:r>
-    </w:p>
-    <w:p>
-      <w:pPr>
-        <w:pStyle w:val="APLBody"/>
-        <w:widowControl w:val="1"/>
-        <w:bidi w:val="1"/>
-      </w:pPr>
-      <w:r>
-        <w:rPr>
-          <w:rFonts w:ascii="IBM Plex Sans Arabic" w:hAnsi="IBM Plex Sans Arabic" w:cs="IBM Plex Sans Arabic" w:eastAsia="IBM Plex Sans Arabic"/>
-          <w:b w:val="0"/>
-          <w:color w:val="6E665A"/>
-          <w:sz w:val="18"/>
-          <w:szCs w:val="18"/>
-          <w:rtl w:val="0"/>
-        </w:rPr>
-        <w:t>t.me/PromptsArabic</w:t>
-      </w:r>
-    </w:p>
-    <w:p>
-      <w:r>
-        <w:br w:type="page"/>
-      </w:r>
+        <w:spacing w:before="0" w:after="0" w:line="240" w:lineRule="auto"/>
+        <w:jc w:val="center"/>
+      </w:pPr>
+      <w:r>
+        <w:drawing>
+          <wp:inline xmlns:a="http://schemas.openxmlformats.org/drawingml/2006/main" xmlns:pic="http://schemas.openxmlformats.org/drawingml/2006/picture">
+            <wp:extent cx="7560000" cy="10692000"/>
+            <wp:docPr id="1" name="Picture 1"/>
+            <wp:cNvGraphicFramePr>
+              <a:graphicFrameLocks noChangeAspect="1"/>
+            </wp:cNvGraphicFramePr>
+            <a:graphic>
+              <a:graphicData uri="http://schemas.openxmlformats.org/drawingml/2006/picture">
+                <pic:pic>
+                  <pic:nvPicPr>
+                    <pic:cNvPr id="0" name="01_claude_guide.jpg"/>
+                    <pic:cNvPicPr/>
+                  </pic:nvPicPr>
+                  <pic:blipFill>
+                    <a:blip r:embed="rId10"/>
+                    <a:stretch>
+                      <a:fillRect/>
+                    </a:stretch>
+                  </pic:blipFill>
+                  <pic:spPr>
+                    <a:xfrm>
+                      <a:off x="0" y="0"/>
+                      <a:ext cx="7560000" cy="10692000"/>
+                    </a:xfrm>
+                    <a:prstGeom prst="rect"/>
+                  </pic:spPr>
+                </pic:pic>
+              </a:graphicData>
+            </a:graphic>
+          </wp:inline>
+        </w:drawing>
+      </w:r>
+    </w:p>
+    <w:p>
+      <w:pPr>
+        <w:sectPr>
+          <w:footerReference w:type="default" r:id="rId9"/>
+          <w:pgSz w:w="11906" w:h="16838"/>
+          <w:pgMar w:top="0" w:right="0" w:bottom="0" w:left="0" w:header="720" w:footer="720" w:gutter="0"/>
+          <w:cols w:space="720"/>
+          <w:bidi w:val="1"/>
+          <w:docGrid w:linePitch="360"/>
+        </w:sectPr>
+      </w:pPr>
     </w:p>
     <w:p>
       <w:pPr>
@@ -19731,7 +19583,7 @@
       </w:r>
     </w:p>
     <w:sectPr>
-      <w:footerReference w:type="default" r:id="rId9"/>
+      <w:footerReference w:type="default" r:id="rId11"/>
       <w:pgSz w:w="11906" w:h="16838"/>
       <w:pgMar w:top="1134" w:right="1020" w:bottom="1020" w:left="1020" w:header="720" w:footer="720" w:gutter="0"/>
       <w:cols w:space="720"/>
@@ -19743,6 +19595,12 @@
 </file>
 
 <file path=word/footer1.xml><?xml version="1.0" encoding="utf-8"?>
+<w:ftr xmlns:m="http://schemas.openxmlformats.org/officeDocument/2006/math" xmlns:mc="http://schemas.openxmlformats.org/markup-compatibility/2006" xmlns:mo="http://schemas.microsoft.com/office/mac/office/2008/main" xmlns:mv="urn:schemas-microsoft-com:mac:vml" xmlns:o="urn:schemas-microsoft-com:office:office" xmlns:r="http://schemas.openxmlformats.org/officeDocument/2006/relationships" xmlns:v="urn:schemas-microsoft-com:vml" xmlns:w10="urn:schemas-microsoft-com:office:word" xmlns:w14="http://schemas.microsoft.com/office/word/2010/wordml" xmlns:w="http://schemas.openxmlformats.org/wordprocessingml/2006/main" xmlns:wne="http://schemas.microsoft.com/office/word/2006/wordml" xmlns:wp14="http://schemas.microsoft.com/office/word/2010/wordprocessingDrawing" xmlns:wp="http://schemas.openxmlformats.org/drawingml/2006/wordprocessingDrawing" xmlns:wpc="http://schemas.microsoft.com/office/word/2010/wordprocessingCanvas" xmlns:wpg="http://schemas.microsoft.com/office/word/2010/wordprocessingGroup" xmlns:wpi="http://schemas.microsoft.com/office/word/2010/wordprocessingInk" xmlns:wps="http://schemas.microsoft.com/office/word/2010/wordprocessingShape" mc:Ignorable="w14 wp14">
+  <w:p/>
+</w:ftr>
+</file>
+
+<file path=word/footer2.xml><?xml version="1.0" encoding="utf-8"?>
 <w:ftr xmlns:m="http://schemas.openxmlformats.org/officeDocument/2006/math" xmlns:mc="http://schemas.openxmlformats.org/markup-compatibility/2006" xmlns:mo="http://schemas.microsoft.com/office/mac/office/2008/main" xmlns:mv="urn:schemas-microsoft-com:mac:vml" xmlns:o="urn:schemas-microsoft-com:office:office" xmlns:r="http://schemas.openxmlformats.org/officeDocument/2006/relationships" xmlns:v="urn:schemas-microsoft-com:vml" xmlns:w10="urn:schemas-microsoft-com:office:word" xmlns:w14="http://schemas.microsoft.com/office/word/2010/wordml" xmlns:w="http://schemas.openxmlformats.org/wordprocessingml/2006/main" xmlns:wne="http://schemas.microsoft.com/office/word/2006/wordml" xmlns:wp14="http://schemas.microsoft.com/office/word/2010/wordprocessingDrawing" xmlns:wp="http://schemas.openxmlformats.org/drawingml/2006/wordprocessingDrawing" xmlns:wpc="http://schemas.microsoft.com/office/word/2010/wordprocessingCanvas" xmlns:wpg="http://schemas.microsoft.com/office/word/2010/wordprocessingGroup" xmlns:wpi="http://schemas.microsoft.com/office/word/2010/wordprocessingInk" xmlns:wps="http://schemas.microsoft.com/office/word/2010/wordprocessingShape" mc:Ignorable="w14 wp14">
   <w:p>
     <w:pPr>
